--- a/report_thermo/熱電対の検定実験_報告書.docx
+++ b/report_thermo/熱電対の検定実験_報告書.docx
@@ -7074,7 +7074,7 @@
       <w:r>
         <w:drawing>
           <wp:inline xmlns:a="http://schemas.openxmlformats.org/drawingml/2006/main" xmlns:pic="http://schemas.openxmlformats.org/drawingml/2006/picture">
-            <wp:extent cx="4680000" cy="2808000"/>
+            <wp:extent cx="4500000" cy="2758175"/>
             <wp:docPr id="16" name="Picture 16"/>
             <wp:cNvGraphicFramePr>
               <a:graphicFrameLocks noChangeAspect="1"/>
@@ -7095,7 +7095,7 @@
                   <pic:spPr>
                     <a:xfrm>
                       <a:off x="0" y="0"/>
-                      <a:ext cx="4680000" cy="2808000"/>
+                      <a:ext cx="4500000" cy="2758175"/>
                     </a:xfrm>
                     <a:prstGeom prst="rect"/>
                   </pic:spPr>
@@ -7119,7 +7119,7 @@
           <w:color w:val="000000"/>
           <w:sz w:val="19"/>
         </w:rPr>
-        <w:t>図4　スズ（Sn）の冷却曲線（灰色の帯：融点とみなした区間）</w:t>
+        <w:t>図4　スズ（Sn）の冷却曲線（■：融点とみなした区間，破線：その平均値）</w:t>
       </w:r>
     </w:p>
     <w:p>
@@ -9026,7 +9026,7 @@
       <w:r>
         <w:drawing>
           <wp:inline xmlns:a="http://schemas.openxmlformats.org/drawingml/2006/main" xmlns:pic="http://schemas.openxmlformats.org/drawingml/2006/picture">
-            <wp:extent cx="4680000" cy="2808000"/>
+            <wp:extent cx="4500000" cy="2753986"/>
             <wp:docPr id="17" name="Picture 17"/>
             <wp:cNvGraphicFramePr>
               <a:graphicFrameLocks noChangeAspect="1"/>
@@ -9047,7 +9047,7 @@
                   <pic:spPr>
                     <a:xfrm>
                       <a:off x="0" y="0"/>
-                      <a:ext cx="4680000" cy="2808000"/>
+                      <a:ext cx="4500000" cy="2753986"/>
                     </a:xfrm>
                     <a:prstGeom prst="rect"/>
                   </pic:spPr>
@@ -9071,7 +9071,7 @@
           <w:color w:val="000000"/>
           <w:sz w:val="19"/>
         </w:rPr>
-        <w:t>図5　鉛（Pb）の冷却曲線（灰色の帯：融点とみなした区間）</w:t>
+        <w:t>図5　鉛（Pb）の冷却曲線（■：融点とみなした区間，破線：その平均値）</w:t>
       </w:r>
     </w:p>
     <w:p>
@@ -11102,7 +11102,7 @@
       <w:r>
         <w:drawing>
           <wp:inline xmlns:a="http://schemas.openxmlformats.org/drawingml/2006/main" xmlns:pic="http://schemas.openxmlformats.org/drawingml/2006/picture">
-            <wp:extent cx="4680000" cy="2808000"/>
+            <wp:extent cx="4500000" cy="2740319"/>
             <wp:docPr id="18" name="Picture 18"/>
             <wp:cNvGraphicFramePr>
               <a:graphicFrameLocks noChangeAspect="1"/>
@@ -11123,7 +11123,7 @@
                   <pic:spPr>
                     <a:xfrm>
                       <a:off x="0" y="0"/>
-                      <a:ext cx="4680000" cy="2808000"/>
+                      <a:ext cx="4500000" cy="2740319"/>
                     </a:xfrm>
                     <a:prstGeom prst="rect"/>
                   </pic:spPr>
@@ -11147,7 +11147,7 @@
           <w:color w:val="000000"/>
           <w:sz w:val="19"/>
         </w:rPr>
-        <w:t>図6　亜鉛（Zn）の冷却曲線（灰色の帯：融点とみなした区間）</w:t>
+        <w:t>図6　亜鉛（Zn）の冷却曲線（■：融点とみなした区間，破線：その平均値）</w:t>
       </w:r>
     </w:p>
     <w:p>
@@ -14581,7 +14581,7 @@
       <w:r>
         <w:drawing>
           <wp:inline xmlns:a="http://schemas.openxmlformats.org/drawingml/2006/main" xmlns:pic="http://schemas.openxmlformats.org/drawingml/2006/picture">
-            <wp:extent cx="4680000" cy="3120000"/>
+            <wp:extent cx="4680000" cy="3301230"/>
             <wp:docPr id="35" name="Picture 35"/>
             <wp:cNvGraphicFramePr>
               <a:graphicFrameLocks noChangeAspect="1"/>
@@ -14602,7 +14602,7 @@
                   <pic:spPr>
                     <a:xfrm>
                       <a:off x="0" y="0"/>
-                      <a:ext cx="4680000" cy="3120000"/>
+                      <a:ext cx="4680000" cy="3301230"/>
                     </a:xfrm>
                     <a:prstGeom prst="rect"/>
                   </pic:spPr>
@@ -17038,7 +17038,7 @@
       <w:r>
         <w:drawing>
           <wp:inline xmlns:a="http://schemas.openxmlformats.org/drawingml/2006/main" xmlns:pic="http://schemas.openxmlformats.org/drawingml/2006/picture">
-            <wp:extent cx="4500000" cy="2700000"/>
+            <wp:extent cx="4500000" cy="2738240"/>
             <wp:docPr id="36" name="Picture 36"/>
             <wp:cNvGraphicFramePr>
               <a:graphicFrameLocks noChangeAspect="1"/>
@@ -17059,7 +17059,7 @@
                   <pic:spPr>
                     <a:xfrm>
                       <a:off x="0" y="0"/>
-                      <a:ext cx="4500000" cy="2700000"/>
+                      <a:ext cx="4500000" cy="2738240"/>
                     </a:xfrm>
                     <a:prstGeom prst="rect"/>
                   </pic:spPr>

--- a/report_thermo/熱電対の検定実験_報告書.docx
+++ b/report_thermo/熱電対の検定実験_報告書.docx
@@ -7072,34 +7072,15 @@
         <w:jc w:val="center"/>
       </w:pPr>
       <w:r>
-        <w:drawing>
-          <wp:inline xmlns:a="http://schemas.openxmlformats.org/drawingml/2006/main" xmlns:pic="http://schemas.openxmlformats.org/drawingml/2006/picture">
-            <wp:extent cx="4500000" cy="2758175"/>
-            <wp:docPr id="16" name="Picture 16"/>
-            <wp:cNvGraphicFramePr>
-              <a:graphicFrameLocks noChangeAspect="1"/>
-            </wp:cNvGraphicFramePr>
+        <w:drawing xmlns:a="http://schemas.openxmlformats.org/drawingml/2006/main" xmlns:c="http://schemas.openxmlformats.org/drawingml/2006/chart">
+          <wp:inline distT="0" distB="0" distL="0" distR="0">
+            <wp:extent cx="4500000" cy="2671875"/>
+            <wp:effectExtent l="0" t="0" r="0" b="0"/>
+            <wp:docPr id="5001" name="グラフ 1"/>
+            <wp:cNvGraphicFramePr/>
             <a:graphic>
-              <a:graphicData uri="http://schemas.openxmlformats.org/drawingml/2006/picture">
-                <pic:pic>
-                  <pic:nvPicPr>
-                    <pic:cNvPr id="0" name="fig_cool_Sn.png"/>
-                    <pic:cNvPicPr/>
-                  </pic:nvPicPr>
-                  <pic:blipFill>
-                    <a:blip r:embed="rId24"/>
-                    <a:stretch>
-                      <a:fillRect/>
-                    </a:stretch>
-                  </pic:blipFill>
-                  <pic:spPr>
-                    <a:xfrm>
-                      <a:off x="0" y="0"/>
-                      <a:ext cx="4500000" cy="2758175"/>
-                    </a:xfrm>
-                    <a:prstGeom prst="rect"/>
-                  </pic:spPr>
-                </pic:pic>
+              <a:graphicData uri="http://schemas.openxmlformats.org/drawingml/2006/chart">
+                <c:chart r:id="rId24"/>
               </a:graphicData>
             </a:graphic>
           </wp:inline>
@@ -9024,34 +9005,15 @@
         <w:jc w:val="center"/>
       </w:pPr>
       <w:r>
-        <w:drawing>
-          <wp:inline xmlns:a="http://schemas.openxmlformats.org/drawingml/2006/main" xmlns:pic="http://schemas.openxmlformats.org/drawingml/2006/picture">
-            <wp:extent cx="4500000" cy="2753986"/>
-            <wp:docPr id="17" name="Picture 17"/>
-            <wp:cNvGraphicFramePr>
-              <a:graphicFrameLocks noChangeAspect="1"/>
-            </wp:cNvGraphicFramePr>
+        <w:drawing xmlns:a="http://schemas.openxmlformats.org/drawingml/2006/main" xmlns:c="http://schemas.openxmlformats.org/drawingml/2006/chart">
+          <wp:inline distT="0" distB="0" distL="0" distR="0">
+            <wp:extent cx="4500000" cy="2671875"/>
+            <wp:effectExtent l="0" t="0" r="0" b="0"/>
+            <wp:docPr id="5002" name="グラフ 2"/>
+            <wp:cNvGraphicFramePr/>
             <a:graphic>
-              <a:graphicData uri="http://schemas.openxmlformats.org/drawingml/2006/picture">
-                <pic:pic>
-                  <pic:nvPicPr>
-                    <pic:cNvPr id="0" name="fig_cool_Pb.png"/>
-                    <pic:cNvPicPr/>
-                  </pic:nvPicPr>
-                  <pic:blipFill>
-                    <a:blip r:embed="rId25"/>
-                    <a:stretch>
-                      <a:fillRect/>
-                    </a:stretch>
-                  </pic:blipFill>
-                  <pic:spPr>
-                    <a:xfrm>
-                      <a:off x="0" y="0"/>
-                      <a:ext cx="4500000" cy="2753986"/>
-                    </a:xfrm>
-                    <a:prstGeom prst="rect"/>
-                  </pic:spPr>
-                </pic:pic>
+              <a:graphicData uri="http://schemas.openxmlformats.org/drawingml/2006/chart">
+                <c:chart r:id="rId25"/>
               </a:graphicData>
             </a:graphic>
           </wp:inline>
@@ -11100,34 +11062,15 @@
         <w:jc w:val="center"/>
       </w:pPr>
       <w:r>
-        <w:drawing>
-          <wp:inline xmlns:a="http://schemas.openxmlformats.org/drawingml/2006/main" xmlns:pic="http://schemas.openxmlformats.org/drawingml/2006/picture">
-            <wp:extent cx="4500000" cy="2740319"/>
-            <wp:docPr id="18" name="Picture 18"/>
-            <wp:cNvGraphicFramePr>
-              <a:graphicFrameLocks noChangeAspect="1"/>
-            </wp:cNvGraphicFramePr>
+        <w:drawing xmlns:a="http://schemas.openxmlformats.org/drawingml/2006/main" xmlns:c="http://schemas.openxmlformats.org/drawingml/2006/chart">
+          <wp:inline distT="0" distB="0" distL="0" distR="0">
+            <wp:extent cx="4500000" cy="2671875"/>
+            <wp:effectExtent l="0" t="0" r="0" b="0"/>
+            <wp:docPr id="5003" name="グラフ 3"/>
+            <wp:cNvGraphicFramePr/>
             <a:graphic>
-              <a:graphicData uri="http://schemas.openxmlformats.org/drawingml/2006/picture">
-                <pic:pic>
-                  <pic:nvPicPr>
-                    <pic:cNvPr id="0" name="fig_cool_Zn.png"/>
-                    <pic:cNvPicPr/>
-                  </pic:nvPicPr>
-                  <pic:blipFill>
-                    <a:blip r:embed="rId26"/>
-                    <a:stretch>
-                      <a:fillRect/>
-                    </a:stretch>
-                  </pic:blipFill>
-                  <pic:spPr>
-                    <a:xfrm>
-                      <a:off x="0" y="0"/>
-                      <a:ext cx="4500000" cy="2740319"/>
-                    </a:xfrm>
-                    <a:prstGeom prst="rect"/>
-                  </pic:spPr>
-                </pic:pic>
+              <a:graphicData uri="http://schemas.openxmlformats.org/drawingml/2006/chart">
+                <c:chart r:id="rId26"/>
               </a:graphicData>
             </a:graphic>
           </wp:inline>
@@ -13523,7 +13466,7 @@
         <w:drawing>
           <wp:inline xmlns:a="http://schemas.openxmlformats.org/drawingml/2006/main" xmlns:pic="http://schemas.openxmlformats.org/drawingml/2006/picture">
             <wp:extent cx="4230624" cy="243840"/>
-            <wp:docPr id="19" name="Picture 19"/>
+            <wp:docPr id="5004" name="Picture 5004"/>
             <wp:cNvGraphicFramePr>
               <a:graphicFrameLocks noChangeAspect="1"/>
             </wp:cNvGraphicFramePr>
@@ -13575,7 +13518,7 @@
         <w:drawing>
           <wp:inline xmlns:a="http://schemas.openxmlformats.org/drawingml/2006/main" xmlns:pic="http://schemas.openxmlformats.org/drawingml/2006/picture">
             <wp:extent cx="4113275" cy="214884"/>
-            <wp:docPr id="20" name="Picture 20"/>
+            <wp:docPr id="5005" name="Picture 5005"/>
             <wp:cNvGraphicFramePr>
               <a:graphicFrameLocks noChangeAspect="1"/>
             </wp:cNvGraphicFramePr>
@@ -13643,7 +13586,7 @@
         <w:drawing>
           <wp:inline xmlns:a="http://schemas.openxmlformats.org/drawingml/2006/main" xmlns:pic="http://schemas.openxmlformats.org/drawingml/2006/picture">
             <wp:extent cx="3215639" cy="391668"/>
-            <wp:docPr id="21" name="Picture 21"/>
+            <wp:docPr id="5006" name="Picture 5006"/>
             <wp:cNvGraphicFramePr>
               <a:graphicFrameLocks noChangeAspect="1"/>
             </wp:cNvGraphicFramePr>
@@ -13695,7 +13638,7 @@
         <w:drawing>
           <wp:inline xmlns:a="http://schemas.openxmlformats.org/drawingml/2006/main" xmlns:pic="http://schemas.openxmlformats.org/drawingml/2006/picture">
             <wp:extent cx="4290060" cy="201168"/>
-            <wp:docPr id="22" name="Picture 22"/>
+            <wp:docPr id="5007" name="Picture 5007"/>
             <wp:cNvGraphicFramePr>
               <a:graphicFrameLocks noChangeAspect="1"/>
             </wp:cNvGraphicFramePr>
@@ -13763,7 +13706,7 @@
         <w:drawing>
           <wp:inline xmlns:a="http://schemas.openxmlformats.org/drawingml/2006/main" xmlns:pic="http://schemas.openxmlformats.org/drawingml/2006/picture">
             <wp:extent cx="3430523" cy="219456"/>
-            <wp:docPr id="23" name="Picture 23"/>
+            <wp:docPr id="5008" name="Picture 5008"/>
             <wp:cNvGraphicFramePr>
               <a:graphicFrameLocks noChangeAspect="1"/>
             </wp:cNvGraphicFramePr>
@@ -13873,7 +13816,7 @@
         <w:drawing>
           <wp:inline xmlns:a="http://schemas.openxmlformats.org/drawingml/2006/main" xmlns:pic="http://schemas.openxmlformats.org/drawingml/2006/picture">
             <wp:extent cx="4956047" cy="256032"/>
-            <wp:docPr id="24" name="Picture 24"/>
+            <wp:docPr id="5009" name="Picture 5009"/>
             <wp:cNvGraphicFramePr>
               <a:graphicFrameLocks noChangeAspect="1"/>
             </wp:cNvGraphicFramePr>
@@ -13925,7 +13868,7 @@
         <w:drawing>
           <wp:inline xmlns:a="http://schemas.openxmlformats.org/drawingml/2006/main" xmlns:pic="http://schemas.openxmlformats.org/drawingml/2006/picture">
             <wp:extent cx="4968000" cy="225148"/>
-            <wp:docPr id="25" name="Picture 25"/>
+            <wp:docPr id="5010" name="Picture 5010"/>
             <wp:cNvGraphicFramePr>
               <a:graphicFrameLocks noChangeAspect="1"/>
             </wp:cNvGraphicFramePr>
@@ -13977,7 +13920,7 @@
         <w:drawing>
           <wp:inline xmlns:a="http://schemas.openxmlformats.org/drawingml/2006/main" xmlns:pic="http://schemas.openxmlformats.org/drawingml/2006/picture">
             <wp:extent cx="4968000" cy="232551"/>
-            <wp:docPr id="26" name="Picture 26"/>
+            <wp:docPr id="5011" name="Picture 5011"/>
             <wp:cNvGraphicFramePr>
               <a:graphicFrameLocks noChangeAspect="1"/>
             </wp:cNvGraphicFramePr>
@@ -14087,7 +14030,7 @@
         <w:drawing>
           <wp:inline xmlns:a="http://schemas.openxmlformats.org/drawingml/2006/main" xmlns:pic="http://schemas.openxmlformats.org/drawingml/2006/picture">
             <wp:extent cx="4968000" cy="212971"/>
-            <wp:docPr id="27" name="Picture 27"/>
+            <wp:docPr id="5012" name="Picture 5012"/>
             <wp:cNvGraphicFramePr>
               <a:graphicFrameLocks noChangeAspect="1"/>
             </wp:cNvGraphicFramePr>
@@ -14155,7 +14098,7 @@
         <w:drawing>
           <wp:inline xmlns:a="http://schemas.openxmlformats.org/drawingml/2006/main" xmlns:pic="http://schemas.openxmlformats.org/drawingml/2006/picture">
             <wp:extent cx="4968000" cy="158880"/>
-            <wp:docPr id="28" name="Picture 28"/>
+            <wp:docPr id="5013" name="Picture 5013"/>
             <wp:cNvGraphicFramePr>
               <a:graphicFrameLocks noChangeAspect="1"/>
             </wp:cNvGraphicFramePr>
@@ -14207,7 +14150,7 @@
         <w:drawing>
           <wp:inline xmlns:a="http://schemas.openxmlformats.org/drawingml/2006/main" xmlns:pic="http://schemas.openxmlformats.org/drawingml/2006/picture">
             <wp:extent cx="4968000" cy="156260"/>
-            <wp:docPr id="29" name="Picture 29"/>
+            <wp:docPr id="5014" name="Picture 5014"/>
             <wp:cNvGraphicFramePr>
               <a:graphicFrameLocks noChangeAspect="1"/>
             </wp:cNvGraphicFramePr>
@@ -14275,7 +14218,7 @@
         <w:drawing>
           <wp:inline xmlns:a="http://schemas.openxmlformats.org/drawingml/2006/main" xmlns:pic="http://schemas.openxmlformats.org/drawingml/2006/picture">
             <wp:extent cx="3526535" cy="434340"/>
-            <wp:docPr id="30" name="Picture 30"/>
+            <wp:docPr id="5015" name="Picture 5015"/>
             <wp:cNvGraphicFramePr>
               <a:graphicFrameLocks noChangeAspect="1"/>
             </wp:cNvGraphicFramePr>
@@ -14327,7 +14270,7 @@
         <w:drawing>
           <wp:inline xmlns:a="http://schemas.openxmlformats.org/drawingml/2006/main" xmlns:pic="http://schemas.openxmlformats.org/drawingml/2006/picture">
             <wp:extent cx="3014472" cy="434340"/>
-            <wp:docPr id="31" name="Picture 31"/>
+            <wp:docPr id="5016" name="Picture 5016"/>
             <wp:cNvGraphicFramePr>
               <a:graphicFrameLocks noChangeAspect="1"/>
             </wp:cNvGraphicFramePr>
@@ -14379,7 +14322,7 @@
         <w:drawing>
           <wp:inline xmlns:a="http://schemas.openxmlformats.org/drawingml/2006/main" xmlns:pic="http://schemas.openxmlformats.org/drawingml/2006/picture">
             <wp:extent cx="1153667" cy="245363"/>
-            <wp:docPr id="32" name="Picture 32"/>
+            <wp:docPr id="5017" name="Picture 5017"/>
             <wp:cNvGraphicFramePr>
               <a:graphicFrameLocks noChangeAspect="1"/>
             </wp:cNvGraphicFramePr>
@@ -14431,7 +14374,7 @@
         <w:drawing>
           <wp:inline xmlns:a="http://schemas.openxmlformats.org/drawingml/2006/main" xmlns:pic="http://schemas.openxmlformats.org/drawingml/2006/picture">
             <wp:extent cx="4968000" cy="161157"/>
-            <wp:docPr id="33" name="Picture 33"/>
+            <wp:docPr id="5018" name="Picture 5018"/>
             <wp:cNvGraphicFramePr>
               <a:graphicFrameLocks noChangeAspect="1"/>
             </wp:cNvGraphicFramePr>
@@ -14499,7 +14442,7 @@
         <w:drawing>
           <wp:inline xmlns:a="http://schemas.openxmlformats.org/drawingml/2006/main" xmlns:pic="http://schemas.openxmlformats.org/drawingml/2006/picture">
             <wp:extent cx="4815839" cy="230123"/>
-            <wp:docPr id="34" name="Picture 34"/>
+            <wp:docPr id="5019" name="Picture 5019"/>
             <wp:cNvGraphicFramePr>
               <a:graphicFrameLocks noChangeAspect="1"/>
             </wp:cNvGraphicFramePr>
@@ -14579,34 +14522,15 @@
         <w:jc w:val="center"/>
       </w:pPr>
       <w:r>
-        <w:drawing>
-          <wp:inline xmlns:a="http://schemas.openxmlformats.org/drawingml/2006/main" xmlns:pic="http://schemas.openxmlformats.org/drawingml/2006/picture">
-            <wp:extent cx="4680000" cy="3301230"/>
-            <wp:docPr id="35" name="Picture 35"/>
-            <wp:cNvGraphicFramePr>
-              <a:graphicFrameLocks noChangeAspect="1"/>
-            </wp:cNvGraphicFramePr>
+        <w:drawing xmlns:a="http://schemas.openxmlformats.org/drawingml/2006/main" xmlns:c="http://schemas.openxmlformats.org/drawingml/2006/chart">
+          <wp:inline distT="0" distB="0" distL="0" distR="0">
+            <wp:extent cx="4680000" cy="3217500"/>
+            <wp:effectExtent l="0" t="0" r="0" b="0"/>
+            <wp:docPr id="5004" name="グラフ 4"/>
+            <wp:cNvGraphicFramePr/>
             <a:graphic>
-              <a:graphicData uri="http://schemas.openxmlformats.org/drawingml/2006/picture">
-                <pic:pic>
-                  <pic:nvPicPr>
-                    <pic:cNvPr id="0" name="fig_calibration.png"/>
-                    <pic:cNvPicPr/>
-                  </pic:nvPicPr>
-                  <pic:blipFill>
-                    <a:blip r:embed="rId43"/>
-                    <a:stretch>
-                      <a:fillRect/>
-                    </a:stretch>
-                  </pic:blipFill>
-                  <pic:spPr>
-                    <a:xfrm>
-                      <a:off x="0" y="0"/>
-                      <a:ext cx="4680000" cy="3301230"/>
-                    </a:xfrm>
-                    <a:prstGeom prst="rect"/>
-                  </pic:spPr>
-                </pic:pic>
+              <a:graphicData uri="http://schemas.openxmlformats.org/drawingml/2006/chart">
+                <c:chart r:id="rId43"/>
               </a:graphicData>
             </a:graphic>
           </wp:inline>
@@ -17036,34 +16960,15 @@
         <w:jc w:val="center"/>
       </w:pPr>
       <w:r>
-        <w:drawing>
-          <wp:inline xmlns:a="http://schemas.openxmlformats.org/drawingml/2006/main" xmlns:pic="http://schemas.openxmlformats.org/drawingml/2006/picture">
-            <wp:extent cx="4500000" cy="2738240"/>
-            <wp:docPr id="36" name="Picture 36"/>
-            <wp:cNvGraphicFramePr>
-              <a:graphicFrameLocks noChangeAspect="1"/>
-            </wp:cNvGraphicFramePr>
+        <w:drawing xmlns:a="http://schemas.openxmlformats.org/drawingml/2006/main" xmlns:c="http://schemas.openxmlformats.org/drawingml/2006/chart">
+          <wp:inline distT="0" distB="0" distL="0" distR="0">
+            <wp:extent cx="4500000" cy="2671875"/>
+            <wp:effectExtent l="0" t="0" r="0" b="0"/>
+            <wp:docPr id="5005" name="グラフ 5"/>
+            <wp:cNvGraphicFramePr/>
             <a:graphic>
-              <a:graphicData uri="http://schemas.openxmlformats.org/drawingml/2006/picture">
-                <pic:pic>
-                  <pic:nvPicPr>
-                    <pic:cNvPr id="0" name="fig_deviation.png"/>
-                    <pic:cNvPicPr/>
-                  </pic:nvPicPr>
-                  <pic:blipFill>
-                    <a:blip r:embed="rId44"/>
-                    <a:stretch>
-                      <a:fillRect/>
-                    </a:stretch>
-                  </pic:blipFill>
-                  <pic:spPr>
-                    <a:xfrm>
-                      <a:off x="0" y="0"/>
-                      <a:ext cx="4500000" cy="2738240"/>
-                    </a:xfrm>
-                    <a:prstGeom prst="rect"/>
-                  </pic:spPr>
-                </pic:pic>
+              <a:graphicData uri="http://schemas.openxmlformats.org/drawingml/2006/chart">
+                <c:chart r:id="rId44"/>
               </a:graphicData>
             </a:graphic>
           </wp:inline>
@@ -17240,7 +17145,7 @@
         <w:drawing>
           <wp:inline xmlns:a="http://schemas.openxmlformats.org/drawingml/2006/main" xmlns:pic="http://schemas.openxmlformats.org/drawingml/2006/picture">
             <wp:extent cx="2769107" cy="213360"/>
-            <wp:docPr id="37" name="Picture 37"/>
+            <wp:docPr id="5020" name="Picture 5020"/>
             <wp:cNvGraphicFramePr>
               <a:graphicFrameLocks noChangeAspect="1"/>
             </wp:cNvGraphicFramePr>
@@ -42067,6 +41972,4544 @@
 </w:styles>
 </file>
 
+<file path=word/charts/chart1.xml><?xml version="1.0" encoding="utf-8"?>
+<chartSpace xmlns="http://schemas.openxmlformats.org/drawingml/2006/chart">
+  <roundedCorners val="0"/>
+  <style val="1"/>
+  <chart>
+    <plotArea>
+      <scatterChart>
+        <ser>
+          <idx val="0"/>
+          <order val="0"/>
+          <tx>
+            <v>測定値</v>
+          </tx>
+          <spPr>
+            <a:ln xmlns:a="http://schemas.openxmlformats.org/drawingml/2006/main" w="6350">
+              <a:solidFill>
+                <a:srgbClr val="000000"/>
+              </a:solidFill>
+              <a:prstDash val="solid"/>
+            </a:ln>
+          </spPr>
+          <marker>
+            <symbol val="circle"/>
+            <size val="3"/>
+            <spPr>
+              <a:solidFill xmlns:a="http://schemas.openxmlformats.org/drawingml/2006/main">
+                <a:srgbClr val="FFFFFF"/>
+              </a:solidFill>
+              <a:ln xmlns:a="http://schemas.openxmlformats.org/drawingml/2006/main" w="9525">
+                <a:solidFill>
+                  <a:srgbClr val="000000"/>
+                </a:solidFill>
+                <a:prstDash val="solid"/>
+              </a:ln>
+            </spPr>
+          </marker>
+          <xVal>
+            <numRef>
+              <f>'冷却_Sn'!$A$4:$A$93</f>
+              <numCache>
+                <formatCode>General</formatCode>
+                <ptCount val="90"/>
+                <pt idx="0">
+                  <v>0.0</v>
+                </pt>
+                <pt idx="1">
+                  <v>15.0</v>
+                </pt>
+                <pt idx="2">
+                  <v>30.0</v>
+                </pt>
+                <pt idx="3">
+                  <v>45.0</v>
+                </pt>
+                <pt idx="4">
+                  <v>60.0</v>
+                </pt>
+                <pt idx="5">
+                  <v>75.0</v>
+                </pt>
+                <pt idx="6">
+                  <v>90.0</v>
+                </pt>
+                <pt idx="7">
+                  <v>105.0</v>
+                </pt>
+                <pt idx="8">
+                  <v>120.0</v>
+                </pt>
+                <pt idx="9">
+                  <v>135.0</v>
+                </pt>
+                <pt idx="10">
+                  <v>150.0</v>
+                </pt>
+                <pt idx="11">
+                  <v>165.0</v>
+                </pt>
+                <pt idx="12">
+                  <v>180.0</v>
+                </pt>
+                <pt idx="13">
+                  <v>195.0</v>
+                </pt>
+                <pt idx="14">
+                  <v>210.0</v>
+                </pt>
+                <pt idx="15">
+                  <v>225.0</v>
+                </pt>
+                <pt idx="16">
+                  <v>240.0</v>
+                </pt>
+                <pt idx="17">
+                  <v>255.0</v>
+                </pt>
+                <pt idx="18">
+                  <v>270.0</v>
+                </pt>
+                <pt idx="19">
+                  <v>285.0</v>
+                </pt>
+                <pt idx="20">
+                  <v>300.0</v>
+                </pt>
+                <pt idx="21">
+                  <v>315.0</v>
+                </pt>
+                <pt idx="22">
+                  <v>330.0</v>
+                </pt>
+                <pt idx="23">
+                  <v>345.0</v>
+                </pt>
+                <pt idx="24">
+                  <v>360.0</v>
+                </pt>
+                <pt idx="25">
+                  <v>375.0</v>
+                </pt>
+                <pt idx="26">
+                  <v>390.0</v>
+                </pt>
+                <pt idx="27">
+                  <v>405.0</v>
+                </pt>
+                <pt idx="28">
+                  <v>420.0</v>
+                </pt>
+                <pt idx="29">
+                  <v>435.0</v>
+                </pt>
+                <pt idx="30">
+                  <v>450.0</v>
+                </pt>
+                <pt idx="31">
+                  <v>465.0</v>
+                </pt>
+                <pt idx="32">
+                  <v>480.0</v>
+                </pt>
+                <pt idx="33">
+                  <v>495.0</v>
+                </pt>
+                <pt idx="34">
+                  <v>510.0</v>
+                </pt>
+                <pt idx="35">
+                  <v>525.0</v>
+                </pt>
+                <pt idx="36">
+                  <v>540.0</v>
+                </pt>
+                <pt idx="37">
+                  <v>555.0</v>
+                </pt>
+                <pt idx="38">
+                  <v>570.0</v>
+                </pt>
+                <pt idx="39">
+                  <v>585.0</v>
+                </pt>
+                <pt idx="40">
+                  <v>600.0</v>
+                </pt>
+                <pt idx="41">
+                  <v>615.0</v>
+                </pt>
+                <pt idx="42">
+                  <v>630.0</v>
+                </pt>
+                <pt idx="43">
+                  <v>645.0</v>
+                </pt>
+                <pt idx="44">
+                  <v>660.0</v>
+                </pt>
+                <pt idx="45">
+                  <v>675.0</v>
+                </pt>
+                <pt idx="46">
+                  <v>690.0</v>
+                </pt>
+                <pt idx="47">
+                  <v>705.0</v>
+                </pt>
+                <pt idx="48">
+                  <v>720.0</v>
+                </pt>
+                <pt idx="49">
+                  <v>735.0</v>
+                </pt>
+                <pt idx="50">
+                  <v>750.0</v>
+                </pt>
+                <pt idx="51">
+                  <v>765.0</v>
+                </pt>
+                <pt idx="52">
+                  <v>780.0</v>
+                </pt>
+                <pt idx="53">
+                  <v>795.0</v>
+                </pt>
+                <pt idx="54">
+                  <v>810.0</v>
+                </pt>
+                <pt idx="55">
+                  <v>825.0</v>
+                </pt>
+                <pt idx="56">
+                  <v>840.0</v>
+                </pt>
+                <pt idx="57">
+                  <v>855.0</v>
+                </pt>
+                <pt idx="58">
+                  <v>870.0</v>
+                </pt>
+                <pt idx="59">
+                  <v>885.0</v>
+                </pt>
+                <pt idx="60">
+                  <v>900.0</v>
+                </pt>
+                <pt idx="61">
+                  <v>915.0</v>
+                </pt>
+                <pt idx="62">
+                  <v>930.0</v>
+                </pt>
+                <pt idx="63">
+                  <v>945.0</v>
+                </pt>
+                <pt idx="64">
+                  <v>960.0</v>
+                </pt>
+                <pt idx="65">
+                  <v>975.0</v>
+                </pt>
+                <pt idx="66">
+                  <v>990.0</v>
+                </pt>
+                <pt idx="67">
+                  <v>1005.0</v>
+                </pt>
+                <pt idx="68">
+                  <v>1020.0</v>
+                </pt>
+                <pt idx="69">
+                  <v>1035.0</v>
+                </pt>
+                <pt idx="70">
+                  <v>1050.0</v>
+                </pt>
+                <pt idx="71">
+                  <v>1065.0</v>
+                </pt>
+                <pt idx="72">
+                  <v>1080.0</v>
+                </pt>
+                <pt idx="73">
+                  <v>1095.0</v>
+                </pt>
+                <pt idx="74">
+                  <v>1110.0</v>
+                </pt>
+                <pt idx="75">
+                  <v>1125.0</v>
+                </pt>
+                <pt idx="76">
+                  <v>1140.0</v>
+                </pt>
+                <pt idx="77">
+                  <v>1155.0</v>
+                </pt>
+                <pt idx="78">
+                  <v>1170.0</v>
+                </pt>
+                <pt idx="79">
+                  <v>1185.0</v>
+                </pt>
+                <pt idx="80">
+                  <v>1200.0</v>
+                </pt>
+                <pt idx="81">
+                  <v>1215.0</v>
+                </pt>
+                <pt idx="82">
+                  <v>1230.0</v>
+                </pt>
+                <pt idx="83">
+                  <v>1245.0</v>
+                </pt>
+                <pt idx="84">
+                  <v>1260.0</v>
+                </pt>
+                <pt idx="85">
+                  <v>1275.0</v>
+                </pt>
+                <pt idx="86">
+                  <v>1290.0</v>
+                </pt>
+                <pt idx="87">
+                  <v>1305.0</v>
+                </pt>
+                <pt idx="88">
+                  <v>1320.0</v>
+                </pt>
+                <pt idx="89">
+                  <v>1335.0</v>
+                </pt>
+              </numCache>
+            </numRef>
+          </xVal>
+          <yVal>
+            <numRef>
+              <f>'冷却_Sn'!$B$4:$B$93</f>
+              <numCache>
+                <formatCode>General</formatCode>
+                <ptCount val="90"/>
+                <pt idx="0">
+                  <v>13.054</v>
+                </pt>
+                <pt idx="1">
+                  <v>13.047</v>
+                </pt>
+                <pt idx="2">
+                  <v>13.027</v>
+                </pt>
+                <pt idx="3">
+                  <v>12.984</v>
+                </pt>
+                <pt idx="4">
+                  <v>12.927</v>
+                </pt>
+                <pt idx="5">
+                  <v>12.878</v>
+                </pt>
+                <pt idx="6">
+                  <v>12.817</v>
+                </pt>
+                <pt idx="7">
+                  <v>12.767</v>
+                </pt>
+                <pt idx="8">
+                  <v>12.706</v>
+                </pt>
+                <pt idx="9">
+                  <v>12.643</v>
+                </pt>
+                <pt idx="10">
+                  <v>12.483</v>
+                </pt>
+                <pt idx="11">
+                  <v>12.511</v>
+                </pt>
+                <pt idx="12">
+                  <v>12.446</v>
+                </pt>
+                <pt idx="13">
+                  <v>12.377</v>
+                </pt>
+                <pt idx="14">
+                  <v>12.295</v>
+                </pt>
+                <pt idx="15">
+                  <v>12.221</v>
+                </pt>
+                <pt idx="16">
+                  <v>12.141</v>
+                </pt>
+                <pt idx="17">
+                  <v>12.05</v>
+                </pt>
+                <pt idx="18">
+                  <v>11.966</v>
+                </pt>
+                <pt idx="19">
+                  <v>11.821</v>
+                </pt>
+                <pt idx="20">
+                  <v>11.742</v>
+                </pt>
+                <pt idx="21">
+                  <v>11.664</v>
+                </pt>
+                <pt idx="22">
+                  <v>11.57</v>
+                </pt>
+                <pt idx="23">
+                  <v>11.503</v>
+                </pt>
+                <pt idx="24">
+                  <v>11.422</v>
+                </pt>
+                <pt idx="25">
+                  <v>11.348</v>
+                </pt>
+                <pt idx="26">
+                  <v>11.288</v>
+                </pt>
+                <pt idx="27">
+                  <v>11.218</v>
+                </pt>
+                <pt idx="28">
+                  <v>11.143</v>
+                </pt>
+                <pt idx="29">
+                  <v>11.072</v>
+                </pt>
+                <pt idx="30">
+                  <v>11.001</v>
+                </pt>
+                <pt idx="31">
+                  <v>10.925</v>
+                </pt>
+                <pt idx="32">
+                  <v>10.862</v>
+                </pt>
+                <pt idx="33">
+                  <v>10.782</v>
+                </pt>
+                <pt idx="34">
+                  <v>10.718</v>
+                </pt>
+                <pt idx="35">
+                  <v>10.645</v>
+                </pt>
+                <pt idx="36">
+                  <v>10.579</v>
+                </pt>
+                <pt idx="37">
+                  <v>10.488</v>
+                </pt>
+                <pt idx="38">
+                  <v>10.421</v>
+                </pt>
+                <pt idx="39">
+                  <v>10.362</v>
+                </pt>
+                <pt idx="40">
+                  <v>10.306</v>
+                </pt>
+                <pt idx="41">
+                  <v>10.24</v>
+                </pt>
+                <pt idx="42">
+                  <v>10.171</v>
+                </pt>
+                <pt idx="43">
+                  <v>10.106</v>
+                </pt>
+                <pt idx="44">
+                  <v>10.036</v>
+                </pt>
+                <pt idx="45">
+                  <v>9.964</v>
+                </pt>
+                <pt idx="46">
+                  <v>9.899</v>
+                </pt>
+                <pt idx="47">
+                  <v>9.838</v>
+                </pt>
+                <pt idx="48">
+                  <v>9.782</v>
+                </pt>
+                <pt idx="49">
+                  <v>9.716</v>
+                </pt>
+                <pt idx="50">
+                  <v>9.641</v>
+                </pt>
+                <pt idx="51">
+                  <v>9.575</v>
+                </pt>
+                <pt idx="52">
+                  <v>9.515</v>
+                </pt>
+                <pt idx="53">
+                  <v>9.456</v>
+                </pt>
+                <pt idx="54">
+                  <v>9.4</v>
+                </pt>
+                <pt idx="55">
+                  <v>9.35</v>
+                </pt>
+                <pt idx="56">
+                  <v>9.296</v>
+                </pt>
+                <pt idx="57">
+                  <v>9.238</v>
+                </pt>
+                <pt idx="58">
+                  <v>9.196</v>
+                </pt>
+                <pt idx="59">
+                  <v>9.141</v>
+                </pt>
+                <pt idx="60">
+                  <v>9.097</v>
+                </pt>
+                <pt idx="61">
+                  <v>9.151</v>
+                </pt>
+                <pt idx="62">
+                  <v>9.252</v>
+                </pt>
+                <pt idx="63">
+                  <v>9.256</v>
+                </pt>
+                <pt idx="64">
+                  <v>9.255</v>
+                </pt>
+                <pt idx="65">
+                  <v>9.255</v>
+                </pt>
+                <pt idx="66">
+                  <v>9.255</v>
+                </pt>
+                <pt idx="67">
+                  <v>9.255</v>
+                </pt>
+                <pt idx="68">
+                  <v>9.254</v>
+                </pt>
+                <pt idx="69">
+                  <v>9.253</v>
+                </pt>
+                <pt idx="70">
+                  <v>9.253</v>
+                </pt>
+                <pt idx="71">
+                  <v>9.253</v>
+                </pt>
+                <pt idx="72">
+                  <v>9.252</v>
+                </pt>
+                <pt idx="73">
+                  <v>9.253</v>
+                </pt>
+                <pt idx="74">
+                  <v>9.252</v>
+                </pt>
+                <pt idx="75">
+                  <v>9.25</v>
+                </pt>
+                <pt idx="76">
+                  <v>9.247</v>
+                </pt>
+                <pt idx="77">
+                  <v>9.245</v>
+                </pt>
+                <pt idx="78">
+                  <v>9.238</v>
+                </pt>
+                <pt idx="79">
+                  <v>9.175</v>
+                </pt>
+                <pt idx="80">
+                  <v>8.972</v>
+                </pt>
+                <pt idx="81">
+                  <v>8.826</v>
+                </pt>
+                <pt idx="82">
+                  <v>8.711</v>
+                </pt>
+                <pt idx="83">
+                  <v>8.616</v>
+                </pt>
+                <pt idx="84">
+                  <v>8.527</v>
+                </pt>
+                <pt idx="85">
+                  <v>8.441</v>
+                </pt>
+                <pt idx="86">
+                  <v>8.357</v>
+                </pt>
+                <pt idx="87">
+                  <v>8.284</v>
+                </pt>
+                <pt idx="88">
+                  <v>8.212</v>
+                </pt>
+                <pt idx="89">
+                  <v>8.145</v>
+                </pt>
+              </numCache>
+            </numRef>
+          </yVal>
+        </ser>
+        <ser>
+          <idx val="1"/>
+          <order val="1"/>
+          <tx>
+            <v>融点とみなした区間</v>
+          </tx>
+          <spPr>
+            <a:ln xmlns:a="http://schemas.openxmlformats.org/drawingml/2006/main">
+              <a:noFill/>
+              <a:prstDash val="solid"/>
+            </a:ln>
+          </spPr>
+          <marker>
+            <symbol val="square"/>
+            <size val="5"/>
+            <spPr>
+              <a:solidFill xmlns:a="http://schemas.openxmlformats.org/drawingml/2006/main">
+                <a:srgbClr val="000000"/>
+              </a:solidFill>
+              <a:ln xmlns:a="http://schemas.openxmlformats.org/drawingml/2006/main" w="9525">
+                <a:solidFill>
+                  <a:srgbClr val="000000"/>
+                </a:solidFill>
+                <a:prstDash val="solid"/>
+              </a:ln>
+            </spPr>
+          </marker>
+          <xVal>
+            <numRef>
+              <f>'冷却_Sn'!$A$4:$A$93</f>
+              <numCache>
+                <formatCode>General</formatCode>
+                <ptCount val="90"/>
+                <pt idx="0">
+                  <v>0.0</v>
+                </pt>
+                <pt idx="1">
+                  <v>15.0</v>
+                </pt>
+                <pt idx="2">
+                  <v>30.0</v>
+                </pt>
+                <pt idx="3">
+                  <v>45.0</v>
+                </pt>
+                <pt idx="4">
+                  <v>60.0</v>
+                </pt>
+                <pt idx="5">
+                  <v>75.0</v>
+                </pt>
+                <pt idx="6">
+                  <v>90.0</v>
+                </pt>
+                <pt idx="7">
+                  <v>105.0</v>
+                </pt>
+                <pt idx="8">
+                  <v>120.0</v>
+                </pt>
+                <pt idx="9">
+                  <v>135.0</v>
+                </pt>
+                <pt idx="10">
+                  <v>150.0</v>
+                </pt>
+                <pt idx="11">
+                  <v>165.0</v>
+                </pt>
+                <pt idx="12">
+                  <v>180.0</v>
+                </pt>
+                <pt idx="13">
+                  <v>195.0</v>
+                </pt>
+                <pt idx="14">
+                  <v>210.0</v>
+                </pt>
+                <pt idx="15">
+                  <v>225.0</v>
+                </pt>
+                <pt idx="16">
+                  <v>240.0</v>
+                </pt>
+                <pt idx="17">
+                  <v>255.0</v>
+                </pt>
+                <pt idx="18">
+                  <v>270.0</v>
+                </pt>
+                <pt idx="19">
+                  <v>285.0</v>
+                </pt>
+                <pt idx="20">
+                  <v>300.0</v>
+                </pt>
+                <pt idx="21">
+                  <v>315.0</v>
+                </pt>
+                <pt idx="22">
+                  <v>330.0</v>
+                </pt>
+                <pt idx="23">
+                  <v>345.0</v>
+                </pt>
+                <pt idx="24">
+                  <v>360.0</v>
+                </pt>
+                <pt idx="25">
+                  <v>375.0</v>
+                </pt>
+                <pt idx="26">
+                  <v>390.0</v>
+                </pt>
+                <pt idx="27">
+                  <v>405.0</v>
+                </pt>
+                <pt idx="28">
+                  <v>420.0</v>
+                </pt>
+                <pt idx="29">
+                  <v>435.0</v>
+                </pt>
+                <pt idx="30">
+                  <v>450.0</v>
+                </pt>
+                <pt idx="31">
+                  <v>465.0</v>
+                </pt>
+                <pt idx="32">
+                  <v>480.0</v>
+                </pt>
+                <pt idx="33">
+                  <v>495.0</v>
+                </pt>
+                <pt idx="34">
+                  <v>510.0</v>
+                </pt>
+                <pt idx="35">
+                  <v>525.0</v>
+                </pt>
+                <pt idx="36">
+                  <v>540.0</v>
+                </pt>
+                <pt idx="37">
+                  <v>555.0</v>
+                </pt>
+                <pt idx="38">
+                  <v>570.0</v>
+                </pt>
+                <pt idx="39">
+                  <v>585.0</v>
+                </pt>
+                <pt idx="40">
+                  <v>600.0</v>
+                </pt>
+                <pt idx="41">
+                  <v>615.0</v>
+                </pt>
+                <pt idx="42">
+                  <v>630.0</v>
+                </pt>
+                <pt idx="43">
+                  <v>645.0</v>
+                </pt>
+                <pt idx="44">
+                  <v>660.0</v>
+                </pt>
+                <pt idx="45">
+                  <v>675.0</v>
+                </pt>
+                <pt idx="46">
+                  <v>690.0</v>
+                </pt>
+                <pt idx="47">
+                  <v>705.0</v>
+                </pt>
+                <pt idx="48">
+                  <v>720.0</v>
+                </pt>
+                <pt idx="49">
+                  <v>735.0</v>
+                </pt>
+                <pt idx="50">
+                  <v>750.0</v>
+                </pt>
+                <pt idx="51">
+                  <v>765.0</v>
+                </pt>
+                <pt idx="52">
+                  <v>780.0</v>
+                </pt>
+                <pt idx="53">
+                  <v>795.0</v>
+                </pt>
+                <pt idx="54">
+                  <v>810.0</v>
+                </pt>
+                <pt idx="55">
+                  <v>825.0</v>
+                </pt>
+                <pt idx="56">
+                  <v>840.0</v>
+                </pt>
+                <pt idx="57">
+                  <v>855.0</v>
+                </pt>
+                <pt idx="58">
+                  <v>870.0</v>
+                </pt>
+                <pt idx="59">
+                  <v>885.0</v>
+                </pt>
+                <pt idx="60">
+                  <v>900.0</v>
+                </pt>
+                <pt idx="61">
+                  <v>915.0</v>
+                </pt>
+                <pt idx="62">
+                  <v>930.0</v>
+                </pt>
+                <pt idx="63">
+                  <v>945.0</v>
+                </pt>
+                <pt idx="64">
+                  <v>960.0</v>
+                </pt>
+                <pt idx="65">
+                  <v>975.0</v>
+                </pt>
+                <pt idx="66">
+                  <v>990.0</v>
+                </pt>
+                <pt idx="67">
+                  <v>1005.0</v>
+                </pt>
+                <pt idx="68">
+                  <v>1020.0</v>
+                </pt>
+                <pt idx="69">
+                  <v>1035.0</v>
+                </pt>
+                <pt idx="70">
+                  <v>1050.0</v>
+                </pt>
+                <pt idx="71">
+                  <v>1065.0</v>
+                </pt>
+                <pt idx="72">
+                  <v>1080.0</v>
+                </pt>
+                <pt idx="73">
+                  <v>1095.0</v>
+                </pt>
+                <pt idx="74">
+                  <v>1110.0</v>
+                </pt>
+                <pt idx="75">
+                  <v>1125.0</v>
+                </pt>
+                <pt idx="76">
+                  <v>1140.0</v>
+                </pt>
+                <pt idx="77">
+                  <v>1155.0</v>
+                </pt>
+                <pt idx="78">
+                  <v>1170.0</v>
+                </pt>
+                <pt idx="79">
+                  <v>1185.0</v>
+                </pt>
+                <pt idx="80">
+                  <v>1200.0</v>
+                </pt>
+                <pt idx="81">
+                  <v>1215.0</v>
+                </pt>
+                <pt idx="82">
+                  <v>1230.0</v>
+                </pt>
+                <pt idx="83">
+                  <v>1245.0</v>
+                </pt>
+                <pt idx="84">
+                  <v>1260.0</v>
+                </pt>
+                <pt idx="85">
+                  <v>1275.0</v>
+                </pt>
+                <pt idx="86">
+                  <v>1290.0</v>
+                </pt>
+                <pt idx="87">
+                  <v>1305.0</v>
+                </pt>
+                <pt idx="88">
+                  <v>1320.0</v>
+                </pt>
+                <pt idx="89">
+                  <v>1335.0</v>
+                </pt>
+              </numCache>
+            </numRef>
+          </xVal>
+          <yVal>
+            <numRef>
+              <f>'冷却_Sn'!$C$4:$C$93</f>
+              <numCache>
+                <formatCode>General</formatCode>
+                <ptCount val="90"/>
+                <pt idx="62">
+                  <v>9.252</v>
+                </pt>
+                <pt idx="63">
+                  <v>9.256</v>
+                </pt>
+                <pt idx="64">
+                  <v>9.255</v>
+                </pt>
+                <pt idx="65">
+                  <v>9.255</v>
+                </pt>
+                <pt idx="66">
+                  <v>9.255</v>
+                </pt>
+                <pt idx="67">
+                  <v>9.255</v>
+                </pt>
+                <pt idx="68">
+                  <v>9.254</v>
+                </pt>
+                <pt idx="69">
+                  <v>9.253</v>
+                </pt>
+                <pt idx="70">
+                  <v>9.253</v>
+                </pt>
+                <pt idx="71">
+                  <v>9.253</v>
+                </pt>
+                <pt idx="72">
+                  <v>9.252</v>
+                </pt>
+                <pt idx="73">
+                  <v>9.253</v>
+                </pt>
+                <pt idx="74">
+                  <v>9.252</v>
+                </pt>
+                <pt idx="75">
+                  <v>9.25</v>
+                </pt>
+                <pt idx="76">
+                  <v>9.247</v>
+                </pt>
+                <pt idx="77">
+                  <v>9.245</v>
+                </pt>
+                <pt idx="78">
+                  <v>9.238</v>
+                </pt>
+              </numCache>
+            </numRef>
+          </yVal>
+        </ser>
+        <ser>
+          <idx val="2"/>
+          <order val="2"/>
+          <tx>
+            <v>平均値 9.252 mV</v>
+          </tx>
+          <spPr>
+            <a:ln xmlns:a="http://schemas.openxmlformats.org/drawingml/2006/main" w="9525">
+              <a:solidFill>
+                <a:srgbClr val="000000"/>
+              </a:solidFill>
+              <a:prstDash val="dash"/>
+            </a:ln>
+          </spPr>
+          <marker>
+            <symbol val="none"/>
+            <spPr>
+              <a:ln xmlns:a="http://schemas.openxmlformats.org/drawingml/2006/main">
+                <a:prstDash val="solid"/>
+              </a:ln>
+            </spPr>
+          </marker>
+          <xVal>
+            <numRef>
+              <f>'冷却_Sn'!$E$13:$E$14</f>
+              <numCache>
+                <formatCode>General</formatCode>
+                <ptCount val="2"/>
+                <pt idx="0">
+                  <v>0.0</v>
+                </pt>
+                <pt idx="1">
+                  <v>1335.0</v>
+                </pt>
+              </numCache>
+            </numRef>
+          </xVal>
+          <yVal>
+            <numRef>
+              <f>'冷却_Sn'!$F$13:$F$14</f>
+              <numCache>
+                <formatCode>General</formatCode>
+                <ptCount val="2"/>
+                <pt idx="0">
+                  <v>9.251647</v>
+                </pt>
+                <pt idx="1">
+                  <v>9.251647</v>
+                </pt>
+              </numCache>
+            </numRef>
+          </yVal>
+        </ser>
+        <axId val="10"/>
+        <axId val="20"/>
+      </scatterChart>
+      <valAx>
+        <axId val="10"/>
+        <scaling>
+          <orientation val="minMax"/>
+          <max val="1400"/>
+          <min val="0"/>
+        </scaling>
+        <delete val="0"/>
+        <axPos val="l"/>
+        <title>
+          <tx>
+            <rich>
+              <a:bodyPr xmlns:a="http://schemas.openxmlformats.org/drawingml/2006/main"/>
+              <a:p xmlns:a="http://schemas.openxmlformats.org/drawingml/2006/main">
+                <a:pPr>
+                  <a:defRPr/>
+                </a:pPr>
+                <a:r>
+                  <a:t>時間 [s]</a:t>
+                </a:r>
+              </a:p>
+            </rich>
+          </tx>
+        </title>
+        <majorTickMark val="in"/>
+        <minorTickMark val="none"/>
+        <crossAx val="20"/>
+        <majorUnit val="200"/>
+      </valAx>
+      <valAx>
+        <axId val="20"/>
+        <scaling>
+          <orientation val="minMax"/>
+          <max val="13.5"/>
+          <min val="8"/>
+        </scaling>
+        <delete val="0"/>
+        <axPos val="l"/>
+        <majorGridlines>
+          <spPr>
+            <a:ln xmlns:a="http://schemas.openxmlformats.org/drawingml/2006/main">
+              <a:solidFill>
+                <a:srgbClr val="D9D9D9"/>
+              </a:solidFill>
+              <a:prstDash val="solid"/>
+            </a:ln>
+          </spPr>
+        </majorGridlines>
+        <title>
+          <tx>
+            <rich>
+              <a:bodyPr xmlns:a="http://schemas.openxmlformats.org/drawingml/2006/main"/>
+              <a:p xmlns:a="http://schemas.openxmlformats.org/drawingml/2006/main">
+                <a:pPr>
+                  <a:defRPr/>
+                </a:pPr>
+                <a:r>
+                  <a:t>熱起電力 [mV]</a:t>
+                </a:r>
+              </a:p>
+            </rich>
+          </tx>
+        </title>
+        <numFmt formatCode="0.0" sourceLinked="0"/>
+        <majorTickMark val="in"/>
+        <minorTickMark val="none"/>
+        <crossAx val="10"/>
+        <majorUnit val="1"/>
+      </valAx>
+    </plotArea>
+    <legend>
+      <legendPos val="b"/>
+    </legend>
+    <plotVisOnly val="1"/>
+    <dispBlanksAs val="gap"/>
+  </chart>
+  <spPr>
+    <a:ln xmlns:a="http://schemas.openxmlformats.org/drawingml/2006/main">
+      <a:noFill/>
+      <a:prstDash val="solid"/>
+    </a:ln>
+  </spPr>
+  <externalData xmlns:r="http://schemas.openxmlformats.org/officeDocument/2006/relationships" r:id="rId1">
+    <autoUpdate val="0"/>
+  </externalData>
+</chartSpace>
+</file>
+
+<file path=word/charts/chart2.xml><?xml version="1.0" encoding="utf-8"?>
+<chartSpace xmlns="http://schemas.openxmlformats.org/drawingml/2006/chart">
+  <roundedCorners val="0"/>
+  <style val="1"/>
+  <chart>
+    <plotArea>
+      <scatterChart>
+        <ser>
+          <idx val="0"/>
+          <order val="0"/>
+          <tx>
+            <v>測定値</v>
+          </tx>
+          <spPr>
+            <a:ln xmlns:a="http://schemas.openxmlformats.org/drawingml/2006/main" w="6350">
+              <a:solidFill>
+                <a:srgbClr val="000000"/>
+              </a:solidFill>
+              <a:prstDash val="solid"/>
+            </a:ln>
+          </spPr>
+          <marker>
+            <symbol val="circle"/>
+            <size val="3"/>
+            <spPr>
+              <a:solidFill xmlns:a="http://schemas.openxmlformats.org/drawingml/2006/main">
+                <a:srgbClr val="FFFFFF"/>
+              </a:solidFill>
+              <a:ln xmlns:a="http://schemas.openxmlformats.org/drawingml/2006/main" w="9525">
+                <a:solidFill>
+                  <a:srgbClr val="000000"/>
+                </a:solidFill>
+                <a:prstDash val="solid"/>
+              </a:ln>
+            </spPr>
+          </marker>
+          <xVal>
+            <numRef>
+              <f>'冷却_Pb'!$A$4:$A$42</f>
+              <numCache>
+                <formatCode>General</formatCode>
+                <ptCount val="39"/>
+                <pt idx="0">
+                  <v>0.0</v>
+                </pt>
+                <pt idx="1">
+                  <v>15.0</v>
+                </pt>
+                <pt idx="2">
+                  <v>30.0</v>
+                </pt>
+                <pt idx="3">
+                  <v>45.0</v>
+                </pt>
+                <pt idx="4">
+                  <v>60.0</v>
+                </pt>
+                <pt idx="5">
+                  <v>75.0</v>
+                </pt>
+                <pt idx="6">
+                  <v>90.0</v>
+                </pt>
+                <pt idx="7">
+                  <v>105.0</v>
+                </pt>
+                <pt idx="8">
+                  <v>120.0</v>
+                </pt>
+                <pt idx="9">
+                  <v>135.0</v>
+                </pt>
+                <pt idx="10">
+                  <v>150.0</v>
+                </pt>
+                <pt idx="11">
+                  <v>165.0</v>
+                </pt>
+                <pt idx="12">
+                  <v>180.0</v>
+                </pt>
+                <pt idx="13">
+                  <v>195.0</v>
+                </pt>
+                <pt idx="14">
+                  <v>210.0</v>
+                </pt>
+                <pt idx="15">
+                  <v>225.0</v>
+                </pt>
+                <pt idx="16">
+                  <v>240.0</v>
+                </pt>
+                <pt idx="17">
+                  <v>255.0</v>
+                </pt>
+                <pt idx="18">
+                  <v>270.0</v>
+                </pt>
+                <pt idx="19">
+                  <v>285.0</v>
+                </pt>
+                <pt idx="20">
+                  <v>300.0</v>
+                </pt>
+                <pt idx="21">
+                  <v>315.0</v>
+                </pt>
+                <pt idx="22">
+                  <v>330.0</v>
+                </pt>
+                <pt idx="23">
+                  <v>345.0</v>
+                </pt>
+                <pt idx="24">
+                  <v>360.0</v>
+                </pt>
+                <pt idx="25">
+                  <v>375.0</v>
+                </pt>
+                <pt idx="26">
+                  <v>390.0</v>
+                </pt>
+                <pt idx="27">
+                  <v>405.0</v>
+                </pt>
+                <pt idx="28">
+                  <v>420.0</v>
+                </pt>
+                <pt idx="29">
+                  <v>435.0</v>
+                </pt>
+                <pt idx="30">
+                  <v>450.0</v>
+                </pt>
+                <pt idx="31">
+                  <v>465.0</v>
+                </pt>
+                <pt idx="32">
+                  <v>480.0</v>
+                </pt>
+                <pt idx="33">
+                  <v>495.0</v>
+                </pt>
+                <pt idx="34">
+                  <v>510.0</v>
+                </pt>
+                <pt idx="35">
+                  <v>525.0</v>
+                </pt>
+                <pt idx="36">
+                  <v>540.0</v>
+                </pt>
+                <pt idx="37">
+                  <v>555.0</v>
+                </pt>
+                <pt idx="38">
+                  <v>570.0</v>
+                </pt>
+              </numCache>
+            </numRef>
+          </xVal>
+          <yVal>
+            <numRef>
+              <f>'冷却_Pb'!$B$4:$B$42</f>
+              <numCache>
+                <formatCode>General</formatCode>
+                <ptCount val="39"/>
+                <pt idx="0">
+                  <v>15.262</v>
+                </pt>
+                <pt idx="1">
+                  <v>15.261</v>
+                </pt>
+                <pt idx="2">
+                  <v>15.243</v>
+                </pt>
+                <pt idx="3">
+                  <v>15.201</v>
+                </pt>
+                <pt idx="4">
+                  <v>15.135</v>
+                </pt>
+                <pt idx="5">
+                  <v>15.071</v>
+                </pt>
+                <pt idx="6">
+                  <v>14.977</v>
+                </pt>
+                <pt idx="7">
+                  <v>14.851</v>
+                </pt>
+                <pt idx="8">
+                  <v>14.714</v>
+                </pt>
+                <pt idx="9">
+                  <v>14.602</v>
+                </pt>
+                <pt idx="10">
+                  <v>14.485</v>
+                </pt>
+                <pt idx="11">
+                  <v>14.381</v>
+                </pt>
+                <pt idx="12">
+                  <v>14.271</v>
+                </pt>
+                <pt idx="13">
+                  <v>14.144</v>
+                </pt>
+                <pt idx="14">
+                  <v>14.003</v>
+                </pt>
+                <pt idx="15">
+                  <v>13.882</v>
+                </pt>
+                <pt idx="16">
+                  <v>13.754</v>
+                </pt>
+                <pt idx="17">
+                  <v>13.624</v>
+                </pt>
+                <pt idx="18">
+                  <v>13.487</v>
+                </pt>
+                <pt idx="19">
+                  <v>13.373</v>
+                </pt>
+                <pt idx="20">
+                  <v>13.251</v>
+                </pt>
+                <pt idx="21">
+                  <v>13.13</v>
+                </pt>
+                <pt idx="22">
+                  <v>13.132</v>
+                </pt>
+                <pt idx="23">
+                  <v>13.152</v>
+                </pt>
+                <pt idx="24">
+                  <v>13.149</v>
+                </pt>
+                <pt idx="25">
+                  <v>13.143</v>
+                </pt>
+                <pt idx="26">
+                  <v>13.136</v>
+                </pt>
+                <pt idx="27">
+                  <v>13.13</v>
+                </pt>
+                <pt idx="28">
+                  <v>13.119</v>
+                </pt>
+                <pt idx="29">
+                  <v>13.092</v>
+                </pt>
+                <pt idx="30">
+                  <v>12.783</v>
+                </pt>
+                <pt idx="31">
+                  <v>12.51</v>
+                </pt>
+                <pt idx="32">
+                  <v>12.322</v>
+                </pt>
+                <pt idx="33">
+                  <v>12.151</v>
+                </pt>
+                <pt idx="34">
+                  <v>11.988</v>
+                </pt>
+                <pt idx="35">
+                  <v>11.848</v>
+                </pt>
+                <pt idx="36">
+                  <v>11.726</v>
+                </pt>
+                <pt idx="37">
+                  <v>11.601</v>
+                </pt>
+                <pt idx="38">
+                  <v>11.499</v>
+                </pt>
+              </numCache>
+            </numRef>
+          </yVal>
+        </ser>
+        <ser>
+          <idx val="1"/>
+          <order val="1"/>
+          <tx>
+            <v>融点とみなした区間</v>
+          </tx>
+          <spPr>
+            <a:ln xmlns:a="http://schemas.openxmlformats.org/drawingml/2006/main">
+              <a:noFill/>
+              <a:prstDash val="solid"/>
+            </a:ln>
+          </spPr>
+          <marker>
+            <symbol val="square"/>
+            <size val="5"/>
+            <spPr>
+              <a:solidFill xmlns:a="http://schemas.openxmlformats.org/drawingml/2006/main">
+                <a:srgbClr val="000000"/>
+              </a:solidFill>
+              <a:ln xmlns:a="http://schemas.openxmlformats.org/drawingml/2006/main" w="9525">
+                <a:solidFill>
+                  <a:srgbClr val="000000"/>
+                </a:solidFill>
+                <a:prstDash val="solid"/>
+              </a:ln>
+            </spPr>
+          </marker>
+          <xVal>
+            <numRef>
+              <f>'冷却_Pb'!$A$4:$A$42</f>
+              <numCache>
+                <formatCode>General</formatCode>
+                <ptCount val="39"/>
+                <pt idx="0">
+                  <v>0.0</v>
+                </pt>
+                <pt idx="1">
+                  <v>15.0</v>
+                </pt>
+                <pt idx="2">
+                  <v>30.0</v>
+                </pt>
+                <pt idx="3">
+                  <v>45.0</v>
+                </pt>
+                <pt idx="4">
+                  <v>60.0</v>
+                </pt>
+                <pt idx="5">
+                  <v>75.0</v>
+                </pt>
+                <pt idx="6">
+                  <v>90.0</v>
+                </pt>
+                <pt idx="7">
+                  <v>105.0</v>
+                </pt>
+                <pt idx="8">
+                  <v>120.0</v>
+                </pt>
+                <pt idx="9">
+                  <v>135.0</v>
+                </pt>
+                <pt idx="10">
+                  <v>150.0</v>
+                </pt>
+                <pt idx="11">
+                  <v>165.0</v>
+                </pt>
+                <pt idx="12">
+                  <v>180.0</v>
+                </pt>
+                <pt idx="13">
+                  <v>195.0</v>
+                </pt>
+                <pt idx="14">
+                  <v>210.0</v>
+                </pt>
+                <pt idx="15">
+                  <v>225.0</v>
+                </pt>
+                <pt idx="16">
+                  <v>240.0</v>
+                </pt>
+                <pt idx="17">
+                  <v>255.0</v>
+                </pt>
+                <pt idx="18">
+                  <v>270.0</v>
+                </pt>
+                <pt idx="19">
+                  <v>285.0</v>
+                </pt>
+                <pt idx="20">
+                  <v>300.0</v>
+                </pt>
+                <pt idx="21">
+                  <v>315.0</v>
+                </pt>
+                <pt idx="22">
+                  <v>330.0</v>
+                </pt>
+                <pt idx="23">
+                  <v>345.0</v>
+                </pt>
+                <pt idx="24">
+                  <v>360.0</v>
+                </pt>
+                <pt idx="25">
+                  <v>375.0</v>
+                </pt>
+                <pt idx="26">
+                  <v>390.0</v>
+                </pt>
+                <pt idx="27">
+                  <v>405.0</v>
+                </pt>
+                <pt idx="28">
+                  <v>420.0</v>
+                </pt>
+                <pt idx="29">
+                  <v>435.0</v>
+                </pt>
+                <pt idx="30">
+                  <v>450.0</v>
+                </pt>
+                <pt idx="31">
+                  <v>465.0</v>
+                </pt>
+                <pt idx="32">
+                  <v>480.0</v>
+                </pt>
+                <pt idx="33">
+                  <v>495.0</v>
+                </pt>
+                <pt idx="34">
+                  <v>510.0</v>
+                </pt>
+                <pt idx="35">
+                  <v>525.0</v>
+                </pt>
+                <pt idx="36">
+                  <v>540.0</v>
+                </pt>
+                <pt idx="37">
+                  <v>555.0</v>
+                </pt>
+                <pt idx="38">
+                  <v>570.0</v>
+                </pt>
+              </numCache>
+            </numRef>
+          </xVal>
+          <yVal>
+            <numRef>
+              <f>'冷却_Pb'!$C$4:$C$42</f>
+              <numCache>
+                <formatCode>General</formatCode>
+                <ptCount val="39"/>
+                <pt idx="21">
+                  <v>13.13</v>
+                </pt>
+                <pt idx="22">
+                  <v>13.132</v>
+                </pt>
+                <pt idx="23">
+                  <v>13.152</v>
+                </pt>
+                <pt idx="24">
+                  <v>13.149</v>
+                </pt>
+                <pt idx="25">
+                  <v>13.143</v>
+                </pt>
+                <pt idx="26">
+                  <v>13.136</v>
+                </pt>
+                <pt idx="27">
+                  <v>13.13</v>
+                </pt>
+                <pt idx="28">
+                  <v>13.119</v>
+                </pt>
+              </numCache>
+            </numRef>
+          </yVal>
+        </ser>
+        <ser>
+          <idx val="2"/>
+          <order val="2"/>
+          <tx>
+            <v>平均値 13.136 mV</v>
+          </tx>
+          <spPr>
+            <a:ln xmlns:a="http://schemas.openxmlformats.org/drawingml/2006/main" w="9525">
+              <a:solidFill>
+                <a:srgbClr val="000000"/>
+              </a:solidFill>
+              <a:prstDash val="dash"/>
+            </a:ln>
+          </spPr>
+          <marker>
+            <symbol val="none"/>
+            <spPr>
+              <a:ln xmlns:a="http://schemas.openxmlformats.org/drawingml/2006/main">
+                <a:prstDash val="solid"/>
+              </a:ln>
+            </spPr>
+          </marker>
+          <xVal>
+            <numRef>
+              <f>'冷却_Pb'!$E$13:$E$14</f>
+              <numCache>
+                <formatCode>General</formatCode>
+                <ptCount val="2"/>
+                <pt idx="0">
+                  <v>0.0</v>
+                </pt>
+                <pt idx="1">
+                  <v>570.0</v>
+                </pt>
+              </numCache>
+            </numRef>
+          </xVal>
+          <yVal>
+            <numRef>
+              <f>'冷却_Pb'!$F$13:$F$14</f>
+              <numCache>
+                <formatCode>General</formatCode>
+                <ptCount val="2"/>
+                <pt idx="0">
+                  <v>13.136375</v>
+                </pt>
+                <pt idx="1">
+                  <v>13.136375</v>
+                </pt>
+              </numCache>
+            </numRef>
+          </yVal>
+        </ser>
+        <axId val="10"/>
+        <axId val="20"/>
+      </scatterChart>
+      <valAx>
+        <axId val="10"/>
+        <scaling>
+          <orientation val="minMax"/>
+          <max val="600"/>
+          <min val="0"/>
+        </scaling>
+        <delete val="0"/>
+        <axPos val="l"/>
+        <title>
+          <tx>
+            <rich>
+              <a:bodyPr xmlns:a="http://schemas.openxmlformats.org/drawingml/2006/main"/>
+              <a:p xmlns:a="http://schemas.openxmlformats.org/drawingml/2006/main">
+                <a:pPr>
+                  <a:defRPr/>
+                </a:pPr>
+                <a:r>
+                  <a:t>時間 [s]</a:t>
+                </a:r>
+              </a:p>
+            </rich>
+          </tx>
+        </title>
+        <majorTickMark val="in"/>
+        <minorTickMark val="none"/>
+        <crossAx val="20"/>
+        <majorUnit val="100"/>
+      </valAx>
+      <valAx>
+        <axId val="20"/>
+        <scaling>
+          <orientation val="minMax"/>
+          <max val="15.5"/>
+          <min val="11"/>
+        </scaling>
+        <delete val="0"/>
+        <axPos val="l"/>
+        <majorGridlines>
+          <spPr>
+            <a:ln xmlns:a="http://schemas.openxmlformats.org/drawingml/2006/main">
+              <a:solidFill>
+                <a:srgbClr val="D9D9D9"/>
+              </a:solidFill>
+              <a:prstDash val="solid"/>
+            </a:ln>
+          </spPr>
+        </majorGridlines>
+        <title>
+          <tx>
+            <rich>
+              <a:bodyPr xmlns:a="http://schemas.openxmlformats.org/drawingml/2006/main"/>
+              <a:p xmlns:a="http://schemas.openxmlformats.org/drawingml/2006/main">
+                <a:pPr>
+                  <a:defRPr/>
+                </a:pPr>
+                <a:r>
+                  <a:t>熱起電力 [mV]</a:t>
+                </a:r>
+              </a:p>
+            </rich>
+          </tx>
+        </title>
+        <numFmt formatCode="0.0" sourceLinked="0"/>
+        <majorTickMark val="in"/>
+        <minorTickMark val="none"/>
+        <crossAx val="10"/>
+        <majorUnit val="1"/>
+      </valAx>
+    </plotArea>
+    <legend>
+      <legendPos val="b"/>
+    </legend>
+    <plotVisOnly val="1"/>
+    <dispBlanksAs val="gap"/>
+  </chart>
+  <spPr>
+    <a:ln xmlns:a="http://schemas.openxmlformats.org/drawingml/2006/main">
+      <a:noFill/>
+      <a:prstDash val="solid"/>
+    </a:ln>
+  </spPr>
+  <externalData xmlns:r="http://schemas.openxmlformats.org/officeDocument/2006/relationships" r:id="rId1">
+    <autoUpdate val="0"/>
+  </externalData>
+</chartSpace>
+</file>
+
+<file path=word/charts/chart3.xml><?xml version="1.0" encoding="utf-8"?>
+<chartSpace xmlns="http://schemas.openxmlformats.org/drawingml/2006/chart">
+  <roundedCorners val="0"/>
+  <style val="1"/>
+  <chart>
+    <plotArea>
+      <scatterChart>
+        <ser>
+          <idx val="0"/>
+          <order val="0"/>
+          <tx>
+            <v>測定値</v>
+          </tx>
+          <spPr>
+            <a:ln xmlns:a="http://schemas.openxmlformats.org/drawingml/2006/main" w="6350">
+              <a:solidFill>
+                <a:srgbClr val="000000"/>
+              </a:solidFill>
+              <a:prstDash val="solid"/>
+            </a:ln>
+          </spPr>
+          <marker>
+            <symbol val="circle"/>
+            <size val="3"/>
+            <spPr>
+              <a:solidFill xmlns:a="http://schemas.openxmlformats.org/drawingml/2006/main">
+                <a:srgbClr val="FFFFFF"/>
+              </a:solidFill>
+              <a:ln xmlns:a="http://schemas.openxmlformats.org/drawingml/2006/main" w="9525">
+                <a:solidFill>
+                  <a:srgbClr val="000000"/>
+                </a:solidFill>
+                <a:prstDash val="solid"/>
+              </a:ln>
+            </spPr>
+          </marker>
+          <xVal>
+            <numRef>
+              <f>'冷却_Zn'!$A$4:$A$43</f>
+              <numCache>
+                <formatCode>General</formatCode>
+                <ptCount val="40"/>
+                <pt idx="0">
+                  <v>0.0</v>
+                </pt>
+                <pt idx="1">
+                  <v>15.0</v>
+                </pt>
+                <pt idx="2">
+                  <v>30.0</v>
+                </pt>
+                <pt idx="3">
+                  <v>45.0</v>
+                </pt>
+                <pt idx="4">
+                  <v>60.0</v>
+                </pt>
+                <pt idx="5">
+                  <v>75.0</v>
+                </pt>
+                <pt idx="6">
+                  <v>90.0</v>
+                </pt>
+                <pt idx="7">
+                  <v>105.0</v>
+                </pt>
+                <pt idx="8">
+                  <v>120.0</v>
+                </pt>
+                <pt idx="9">
+                  <v>135.0</v>
+                </pt>
+                <pt idx="10">
+                  <v>150.0</v>
+                </pt>
+                <pt idx="11">
+                  <v>165.0</v>
+                </pt>
+                <pt idx="12">
+                  <v>180.0</v>
+                </pt>
+                <pt idx="13">
+                  <v>195.0</v>
+                </pt>
+                <pt idx="14">
+                  <v>210.0</v>
+                </pt>
+                <pt idx="15">
+                  <v>225.0</v>
+                </pt>
+                <pt idx="16">
+                  <v>240.0</v>
+                </pt>
+                <pt idx="17">
+                  <v>255.0</v>
+                </pt>
+                <pt idx="18">
+                  <v>270.0</v>
+                </pt>
+                <pt idx="19">
+                  <v>285.0</v>
+                </pt>
+                <pt idx="20">
+                  <v>300.0</v>
+                </pt>
+                <pt idx="21">
+                  <v>315.0</v>
+                </pt>
+                <pt idx="22">
+                  <v>330.0</v>
+                </pt>
+                <pt idx="23">
+                  <v>345.0</v>
+                </pt>
+                <pt idx="24">
+                  <v>360.0</v>
+                </pt>
+                <pt idx="25">
+                  <v>375.0</v>
+                </pt>
+                <pt idx="26">
+                  <v>390.0</v>
+                </pt>
+                <pt idx="27">
+                  <v>405.0</v>
+                </pt>
+                <pt idx="28">
+                  <v>420.0</v>
+                </pt>
+                <pt idx="29">
+                  <v>435.0</v>
+                </pt>
+                <pt idx="30">
+                  <v>450.0</v>
+                </pt>
+                <pt idx="31">
+                  <v>465.0</v>
+                </pt>
+                <pt idx="32">
+                  <v>480.0</v>
+                </pt>
+                <pt idx="33">
+                  <v>495.0</v>
+                </pt>
+                <pt idx="34">
+                  <v>510.0</v>
+                </pt>
+                <pt idx="35">
+                  <v>525.0</v>
+                </pt>
+                <pt idx="36">
+                  <v>540.0</v>
+                </pt>
+                <pt idx="37">
+                  <v>555.0</v>
+                </pt>
+                <pt idx="38">
+                  <v>570.0</v>
+                </pt>
+                <pt idx="39">
+                  <v>585.0</v>
+                </pt>
+              </numCache>
+            </numRef>
+          </xVal>
+          <yVal>
+            <numRef>
+              <f>'冷却_Zn'!$B$4:$B$43</f>
+              <numCache>
+                <formatCode>General</formatCode>
+                <ptCount val="40"/>
+                <pt idx="0">
+                  <v>19.934</v>
+                </pt>
+                <pt idx="1">
+                  <v>19.886</v>
+                </pt>
+                <pt idx="2">
+                  <v>19.826</v>
+                </pt>
+                <pt idx="3">
+                  <v>19.735</v>
+                </pt>
+                <pt idx="4">
+                  <v>19.631</v>
+                </pt>
+                <pt idx="5">
+                  <v>19.503</v>
+                </pt>
+                <pt idx="6">
+                  <v>19.385</v>
+                </pt>
+                <pt idx="7">
+                  <v>19.238</v>
+                </pt>
+                <pt idx="8">
+                  <v>19.086</v>
+                </pt>
+                <pt idx="9">
+                  <v>18.936</v>
+                </pt>
+                <pt idx="10">
+                  <v>18.821</v>
+                </pt>
+                <pt idx="11">
+                  <v>18.651</v>
+                </pt>
+                <pt idx="12">
+                  <v>18.507</v>
+                </pt>
+                <pt idx="13">
+                  <v>18.354</v>
+                </pt>
+                <pt idx="14">
+                  <v>18.196</v>
+                </pt>
+                <pt idx="15">
+                  <v>18.058</v>
+                </pt>
+                <pt idx="16">
+                  <v>17.927</v>
+                </pt>
+                <pt idx="17">
+                  <v>17.787</v>
+                </pt>
+                <pt idx="18">
+                  <v>17.641</v>
+                </pt>
+                <pt idx="19">
+                  <v>17.511</v>
+                </pt>
+                <pt idx="20">
+                  <v>17.334</v>
+                </pt>
+                <pt idx="21">
+                  <v>17.187</v>
+                </pt>
+                <pt idx="22">
+                  <v>17.051</v>
+                </pt>
+                <pt idx="23">
+                  <v>17.012</v>
+                </pt>
+                <pt idx="24">
+                  <v>17.014</v>
+                </pt>
+                <pt idx="25">
+                  <v>17.014</v>
+                </pt>
+                <pt idx="26">
+                  <v>17.012</v>
+                </pt>
+                <pt idx="27">
+                  <v>17.012</v>
+                </pt>
+                <pt idx="28">
+                  <v>17.01</v>
+                </pt>
+                <pt idx="29">
+                  <v>17.006</v>
+                </pt>
+                <pt idx="30">
+                  <v>17.008</v>
+                </pt>
+                <pt idx="31">
+                  <v>17.001</v>
+                </pt>
+                <pt idx="32">
+                  <v>17.0</v>
+                </pt>
+                <pt idx="33">
+                  <v>16.994</v>
+                </pt>
+                <pt idx="34">
+                  <v>16.987</v>
+                </pt>
+                <pt idx="35">
+                  <v>16.978</v>
+                </pt>
+                <pt idx="36">
+                  <v>16.969</v>
+                </pt>
+                <pt idx="37">
+                  <v>16.963</v>
+                </pt>
+                <pt idx="38">
+                  <v>16.945</v>
+                </pt>
+                <pt idx="39">
+                  <v>16.731</v>
+                </pt>
+              </numCache>
+            </numRef>
+          </yVal>
+        </ser>
+        <ser>
+          <idx val="1"/>
+          <order val="1"/>
+          <tx>
+            <v>融点とみなした区間</v>
+          </tx>
+          <spPr>
+            <a:ln xmlns:a="http://schemas.openxmlformats.org/drawingml/2006/main">
+              <a:noFill/>
+              <a:prstDash val="solid"/>
+            </a:ln>
+          </spPr>
+          <marker>
+            <symbol val="square"/>
+            <size val="5"/>
+            <spPr>
+              <a:solidFill xmlns:a="http://schemas.openxmlformats.org/drawingml/2006/main">
+                <a:srgbClr val="000000"/>
+              </a:solidFill>
+              <a:ln xmlns:a="http://schemas.openxmlformats.org/drawingml/2006/main" w="9525">
+                <a:solidFill>
+                  <a:srgbClr val="000000"/>
+                </a:solidFill>
+                <a:prstDash val="solid"/>
+              </a:ln>
+            </spPr>
+          </marker>
+          <xVal>
+            <numRef>
+              <f>'冷却_Zn'!$A$4:$A$43</f>
+              <numCache>
+                <formatCode>General</formatCode>
+                <ptCount val="40"/>
+                <pt idx="0">
+                  <v>0.0</v>
+                </pt>
+                <pt idx="1">
+                  <v>15.0</v>
+                </pt>
+                <pt idx="2">
+                  <v>30.0</v>
+                </pt>
+                <pt idx="3">
+                  <v>45.0</v>
+                </pt>
+                <pt idx="4">
+                  <v>60.0</v>
+                </pt>
+                <pt idx="5">
+                  <v>75.0</v>
+                </pt>
+                <pt idx="6">
+                  <v>90.0</v>
+                </pt>
+                <pt idx="7">
+                  <v>105.0</v>
+                </pt>
+                <pt idx="8">
+                  <v>120.0</v>
+                </pt>
+                <pt idx="9">
+                  <v>135.0</v>
+                </pt>
+                <pt idx="10">
+                  <v>150.0</v>
+                </pt>
+                <pt idx="11">
+                  <v>165.0</v>
+                </pt>
+                <pt idx="12">
+                  <v>180.0</v>
+                </pt>
+                <pt idx="13">
+                  <v>195.0</v>
+                </pt>
+                <pt idx="14">
+                  <v>210.0</v>
+                </pt>
+                <pt idx="15">
+                  <v>225.0</v>
+                </pt>
+                <pt idx="16">
+                  <v>240.0</v>
+                </pt>
+                <pt idx="17">
+                  <v>255.0</v>
+                </pt>
+                <pt idx="18">
+                  <v>270.0</v>
+                </pt>
+                <pt idx="19">
+                  <v>285.0</v>
+                </pt>
+                <pt idx="20">
+                  <v>300.0</v>
+                </pt>
+                <pt idx="21">
+                  <v>315.0</v>
+                </pt>
+                <pt idx="22">
+                  <v>330.0</v>
+                </pt>
+                <pt idx="23">
+                  <v>345.0</v>
+                </pt>
+                <pt idx="24">
+                  <v>360.0</v>
+                </pt>
+                <pt idx="25">
+                  <v>375.0</v>
+                </pt>
+                <pt idx="26">
+                  <v>390.0</v>
+                </pt>
+                <pt idx="27">
+                  <v>405.0</v>
+                </pt>
+                <pt idx="28">
+                  <v>420.0</v>
+                </pt>
+                <pt idx="29">
+                  <v>435.0</v>
+                </pt>
+                <pt idx="30">
+                  <v>450.0</v>
+                </pt>
+                <pt idx="31">
+                  <v>465.0</v>
+                </pt>
+                <pt idx="32">
+                  <v>480.0</v>
+                </pt>
+                <pt idx="33">
+                  <v>495.0</v>
+                </pt>
+                <pt idx="34">
+                  <v>510.0</v>
+                </pt>
+                <pt idx="35">
+                  <v>525.0</v>
+                </pt>
+                <pt idx="36">
+                  <v>540.0</v>
+                </pt>
+                <pt idx="37">
+                  <v>555.0</v>
+                </pt>
+                <pt idx="38">
+                  <v>570.0</v>
+                </pt>
+                <pt idx="39">
+                  <v>585.0</v>
+                </pt>
+              </numCache>
+            </numRef>
+          </xVal>
+          <yVal>
+            <numRef>
+              <f>'冷却_Zn'!$C$4:$C$43</f>
+              <numCache>
+                <formatCode>General</formatCode>
+                <ptCount val="40"/>
+                <pt idx="23">
+                  <v>17.012</v>
+                </pt>
+                <pt idx="24">
+                  <v>17.014</v>
+                </pt>
+                <pt idx="25">
+                  <v>17.014</v>
+                </pt>
+                <pt idx="26">
+                  <v>17.012</v>
+                </pt>
+                <pt idx="27">
+                  <v>17.012</v>
+                </pt>
+                <pt idx="28">
+                  <v>17.01</v>
+                </pt>
+                <pt idx="29">
+                  <v>17.006</v>
+                </pt>
+                <pt idx="30">
+                  <v>17.008</v>
+                </pt>
+                <pt idx="31">
+                  <v>17.001</v>
+                </pt>
+                <pt idx="32">
+                  <v>17.0</v>
+                </pt>
+                <pt idx="33">
+                  <v>16.994</v>
+                </pt>
+                <pt idx="34">
+                  <v>16.987</v>
+                </pt>
+                <pt idx="35">
+                  <v>16.978</v>
+                </pt>
+                <pt idx="36">
+                  <v>16.969</v>
+                </pt>
+                <pt idx="37">
+                  <v>16.963</v>
+                </pt>
+                <pt idx="38">
+                  <v>16.945</v>
+                </pt>
+              </numCache>
+            </numRef>
+          </yVal>
+        </ser>
+        <ser>
+          <idx val="2"/>
+          <order val="2"/>
+          <tx>
+            <v>平均値 16.995 mV</v>
+          </tx>
+          <spPr>
+            <a:ln xmlns:a="http://schemas.openxmlformats.org/drawingml/2006/main" w="9525">
+              <a:solidFill>
+                <a:srgbClr val="000000"/>
+              </a:solidFill>
+              <a:prstDash val="dash"/>
+            </a:ln>
+          </spPr>
+          <marker>
+            <symbol val="none"/>
+            <spPr>
+              <a:ln xmlns:a="http://schemas.openxmlformats.org/drawingml/2006/main">
+                <a:prstDash val="solid"/>
+              </a:ln>
+            </spPr>
+          </marker>
+          <xVal>
+            <numRef>
+              <f>'冷却_Zn'!$E$13:$E$14</f>
+              <numCache>
+                <formatCode>General</formatCode>
+                <ptCount val="2"/>
+                <pt idx="0">
+                  <v>0.0</v>
+                </pt>
+                <pt idx="1">
+                  <v>585.0</v>
+                </pt>
+              </numCache>
+            </numRef>
+          </xVal>
+          <yVal>
+            <numRef>
+              <f>'冷却_Zn'!$F$13:$F$14</f>
+              <numCache>
+                <formatCode>General</formatCode>
+                <ptCount val="2"/>
+                <pt idx="0">
+                  <v>16.995312</v>
+                </pt>
+                <pt idx="1">
+                  <v>16.995312</v>
+                </pt>
+              </numCache>
+            </numRef>
+          </yVal>
+        </ser>
+        <axId val="10"/>
+        <axId val="20"/>
+      </scatterChart>
+      <valAx>
+        <axId val="10"/>
+        <scaling>
+          <orientation val="minMax"/>
+          <max val="600"/>
+          <min val="0"/>
+        </scaling>
+        <delete val="0"/>
+        <axPos val="l"/>
+        <title>
+          <tx>
+            <rich>
+              <a:bodyPr xmlns:a="http://schemas.openxmlformats.org/drawingml/2006/main"/>
+              <a:p xmlns:a="http://schemas.openxmlformats.org/drawingml/2006/main">
+                <a:pPr>
+                  <a:defRPr/>
+                </a:pPr>
+                <a:r>
+                  <a:t>時間 [s]</a:t>
+                </a:r>
+              </a:p>
+            </rich>
+          </tx>
+        </title>
+        <majorTickMark val="in"/>
+        <minorTickMark val="none"/>
+        <crossAx val="20"/>
+        <majorUnit val="100"/>
+      </valAx>
+      <valAx>
+        <axId val="20"/>
+        <scaling>
+          <orientation val="minMax"/>
+          <max val="20.5"/>
+          <min val="16.5"/>
+        </scaling>
+        <delete val="0"/>
+        <axPos val="l"/>
+        <majorGridlines>
+          <spPr>
+            <a:ln xmlns:a="http://schemas.openxmlformats.org/drawingml/2006/main">
+              <a:solidFill>
+                <a:srgbClr val="D9D9D9"/>
+              </a:solidFill>
+              <a:prstDash val="solid"/>
+            </a:ln>
+          </spPr>
+        </majorGridlines>
+        <title>
+          <tx>
+            <rich>
+              <a:bodyPr xmlns:a="http://schemas.openxmlformats.org/drawingml/2006/main"/>
+              <a:p xmlns:a="http://schemas.openxmlformats.org/drawingml/2006/main">
+                <a:pPr>
+                  <a:defRPr/>
+                </a:pPr>
+                <a:r>
+                  <a:t>熱起電力 [mV]</a:t>
+                </a:r>
+              </a:p>
+            </rich>
+          </tx>
+        </title>
+        <numFmt formatCode="0.0" sourceLinked="0"/>
+        <majorTickMark val="in"/>
+        <minorTickMark val="none"/>
+        <crossAx val="10"/>
+        <majorUnit val="1"/>
+      </valAx>
+    </plotArea>
+    <legend>
+      <legendPos val="b"/>
+    </legend>
+    <plotVisOnly val="1"/>
+    <dispBlanksAs val="gap"/>
+  </chart>
+  <spPr>
+    <a:ln xmlns:a="http://schemas.openxmlformats.org/drawingml/2006/main">
+      <a:noFill/>
+      <a:prstDash val="solid"/>
+    </a:ln>
+  </spPr>
+  <externalData xmlns:r="http://schemas.openxmlformats.org/officeDocument/2006/relationships" r:id="rId1">
+    <autoUpdate val="0"/>
+  </externalData>
+</chartSpace>
+</file>
+
+<file path=word/charts/chart4.xml><?xml version="1.0" encoding="utf-8"?>
+<chartSpace xmlns="http://schemas.openxmlformats.org/drawingml/2006/chart">
+  <roundedCorners val="0"/>
+  <style val="1"/>
+  <chart>
+    <plotArea>
+      <scatterChart>
+        <ser>
+          <idx val="0"/>
+          <order val="0"/>
+          <tx>
+            <v>近似直線（1次式）</v>
+          </tx>
+          <spPr>
+            <a:ln xmlns:a="http://schemas.openxmlformats.org/drawingml/2006/main" w="12700">
+              <a:solidFill>
+                <a:srgbClr val="000000"/>
+              </a:solidFill>
+              <a:prstDash val="solid"/>
+            </a:ln>
+          </spPr>
+          <marker>
+            <symbol val="none"/>
+            <spPr>
+              <a:ln xmlns:a="http://schemas.openxmlformats.org/drawingml/2006/main">
+                <a:prstDash val="solid"/>
+              </a:ln>
+            </spPr>
+          </marker>
+          <xVal>
+            <numRef>
+              <f>'最小二乗法'!$K$4:$K$49</f>
+              <numCache>
+                <formatCode>General</formatCode>
+                <ptCount val="46"/>
+                <pt idx="0">
+                  <v>0.0</v>
+                </pt>
+                <pt idx="1">
+                  <v>10.0</v>
+                </pt>
+                <pt idx="2">
+                  <v>20.0</v>
+                </pt>
+                <pt idx="3">
+                  <v>30.0</v>
+                </pt>
+                <pt idx="4">
+                  <v>40.0</v>
+                </pt>
+                <pt idx="5">
+                  <v>50.0</v>
+                </pt>
+                <pt idx="6">
+                  <v>60.0</v>
+                </pt>
+                <pt idx="7">
+                  <v>70.0</v>
+                </pt>
+                <pt idx="8">
+                  <v>80.0</v>
+                </pt>
+                <pt idx="9">
+                  <v>90.0</v>
+                </pt>
+                <pt idx="10">
+                  <v>100.0</v>
+                </pt>
+                <pt idx="11">
+                  <v>110.0</v>
+                </pt>
+                <pt idx="12">
+                  <v>120.0</v>
+                </pt>
+                <pt idx="13">
+                  <v>130.0</v>
+                </pt>
+                <pt idx="14">
+                  <v>140.0</v>
+                </pt>
+                <pt idx="15">
+                  <v>150.0</v>
+                </pt>
+                <pt idx="16">
+                  <v>160.0</v>
+                </pt>
+                <pt idx="17">
+                  <v>170.0</v>
+                </pt>
+                <pt idx="18">
+                  <v>180.0</v>
+                </pt>
+                <pt idx="19">
+                  <v>190.0</v>
+                </pt>
+                <pt idx="20">
+                  <v>200.0</v>
+                </pt>
+                <pt idx="21">
+                  <v>210.0</v>
+                </pt>
+                <pt idx="22">
+                  <v>220.0</v>
+                </pt>
+                <pt idx="23">
+                  <v>230.0</v>
+                </pt>
+                <pt idx="24">
+                  <v>240.0</v>
+                </pt>
+                <pt idx="25">
+                  <v>250.0</v>
+                </pt>
+                <pt idx="26">
+                  <v>260.0</v>
+                </pt>
+                <pt idx="27">
+                  <v>270.0</v>
+                </pt>
+                <pt idx="28">
+                  <v>280.0</v>
+                </pt>
+                <pt idx="29">
+                  <v>290.0</v>
+                </pt>
+                <pt idx="30">
+                  <v>300.0</v>
+                </pt>
+                <pt idx="31">
+                  <v>310.0</v>
+                </pt>
+                <pt idx="32">
+                  <v>320.0</v>
+                </pt>
+                <pt idx="33">
+                  <v>330.0</v>
+                </pt>
+                <pt idx="34">
+                  <v>340.0</v>
+                </pt>
+                <pt idx="35">
+                  <v>350.0</v>
+                </pt>
+                <pt idx="36">
+                  <v>360.0</v>
+                </pt>
+                <pt idx="37">
+                  <v>370.0</v>
+                </pt>
+                <pt idx="38">
+                  <v>380.0</v>
+                </pt>
+                <pt idx="39">
+                  <v>390.0</v>
+                </pt>
+                <pt idx="40">
+                  <v>400.0</v>
+                </pt>
+                <pt idx="41">
+                  <v>410.0</v>
+                </pt>
+                <pt idx="42">
+                  <v>420.0</v>
+                </pt>
+                <pt idx="43">
+                  <v>430.0</v>
+                </pt>
+                <pt idx="44">
+                  <v>440.0</v>
+                </pt>
+                <pt idx="45">
+                  <v>450.0</v>
+                </pt>
+              </numCache>
+            </numRef>
+          </xVal>
+          <yVal>
+            <numRef>
+              <f>'最小二乗法'!$L$4:$L$49</f>
+              <numCache>
+                <formatCode>General</formatCode>
+                <ptCount val="46"/>
+                <pt idx="0">
+                  <v>-0.0806011502222308</v>
+                </pt>
+                <pt idx="1">
+                  <v>0.3244860914244374</v>
+                </pt>
+                <pt idx="2">
+                  <v>0.7295733330711056</v>
+                </pt>
+                <pt idx="3">
+                  <v>1.1346605747177738</v>
+                </pt>
+                <pt idx="4">
+                  <v>1.539747816364442</v>
+                </pt>
+                <pt idx="5">
+                  <v>1.94483505801111</v>
+                </pt>
+                <pt idx="6">
+                  <v>2.3499222996577784</v>
+                </pt>
+                <pt idx="7">
+                  <v>2.7550095413044464</v>
+                </pt>
+                <pt idx="8">
+                  <v>3.160096782951115</v>
+                </pt>
+                <pt idx="9">
+                  <v>3.565184024597783</v>
+                </pt>
+                <pt idx="10">
+                  <v>3.970271266244451</v>
+                </pt>
+                <pt idx="11">
+                  <v>4.375358507891119</v>
+                </pt>
+                <pt idx="12">
+                  <v>4.780445749537788</v>
+                </pt>
+                <pt idx="13">
+                  <v>5.185532991184456</v>
+                </pt>
+                <pt idx="14">
+                  <v>5.590620232831124</v>
+                </pt>
+                <pt idx="15">
+                  <v>5.995707474477792</v>
+                </pt>
+                <pt idx="16">
+                  <v>6.4007947161244605</v>
+                </pt>
+                <pt idx="17">
+                  <v>6.8058819577711285</v>
+                </pt>
+                <pt idx="18">
+                  <v>7.2109691994177965</v>
+                </pt>
+                <pt idx="19">
+                  <v>7.616056441064464</v>
+                </pt>
+                <pt idx="20">
+                  <v>8.021143682711132</v>
+                </pt>
+                <pt idx="21">
+                  <v>8.426230924357801</v>
+                </pt>
+                <pt idx="22">
+                  <v>8.831318166004468</v>
+                </pt>
+                <pt idx="23">
+                  <v>9.236405407651137</v>
+                </pt>
+                <pt idx="24">
+                  <v>9.641492649297806</v>
+                </pt>
+                <pt idx="25">
+                  <v>10.046579890944473</v>
+                </pt>
+                <pt idx="26">
+                  <v>10.451667132591142</v>
+                </pt>
+                <pt idx="27">
+                  <v>10.85675437423781</v>
+                </pt>
+                <pt idx="28">
+                  <v>11.261841615884478</v>
+                </pt>
+                <pt idx="29">
+                  <v>11.666928857531147</v>
+                </pt>
+                <pt idx="30">
+                  <v>12.072016099177814</v>
+                </pt>
+                <pt idx="31">
+                  <v>12.477103340824483</v>
+                </pt>
+                <pt idx="32">
+                  <v>12.882190582471152</v>
+                </pt>
+                <pt idx="33">
+                  <v>13.287277824117819</v>
+                </pt>
+                <pt idx="34">
+                  <v>13.692365065764488</v>
+                </pt>
+                <pt idx="35">
+                  <v>14.097452307411155</v>
+                </pt>
+                <pt idx="36">
+                  <v>14.502539549057824</v>
+                </pt>
+                <pt idx="37">
+                  <v>14.907626790704493</v>
+                </pt>
+                <pt idx="38">
+                  <v>15.31271403235116</v>
+                </pt>
+                <pt idx="39">
+                  <v>15.717801273997829</v>
+                </pt>
+                <pt idx="40">
+                  <v>16.122888515644497</v>
+                </pt>
+                <pt idx="41">
+                  <v>16.527975757291166</v>
+                </pt>
+                <pt idx="42">
+                  <v>16.933062998937835</v>
+                </pt>
+                <pt idx="43">
+                  <v>17.338150240584504</v>
+                </pt>
+                <pt idx="44">
+                  <v>17.743237482231166</v>
+                </pt>
+                <pt idx="45">
+                  <v>18.148324723877835</v>
+                </pt>
+              </numCache>
+            </numRef>
+          </yVal>
+        </ser>
+        <ser>
+          <idx val="1"/>
+          <order val="1"/>
+          <tx>
+            <v>近似曲線（2次式）</v>
+          </tx>
+          <spPr>
+            <a:ln xmlns:a="http://schemas.openxmlformats.org/drawingml/2006/main" w="12700">
+              <a:solidFill>
+                <a:srgbClr val="595959"/>
+              </a:solidFill>
+              <a:prstDash val="dash"/>
+            </a:ln>
+          </spPr>
+          <marker>
+            <symbol val="none"/>
+            <spPr>
+              <a:ln xmlns:a="http://schemas.openxmlformats.org/drawingml/2006/main">
+                <a:prstDash val="solid"/>
+              </a:ln>
+            </spPr>
+          </marker>
+          <xVal>
+            <numRef>
+              <f>'最小二乗法'!$K$4:$K$49</f>
+              <numCache>
+                <formatCode>General</formatCode>
+                <ptCount val="46"/>
+                <pt idx="0">
+                  <v>0.0</v>
+                </pt>
+                <pt idx="1">
+                  <v>10.0</v>
+                </pt>
+                <pt idx="2">
+                  <v>20.0</v>
+                </pt>
+                <pt idx="3">
+                  <v>30.0</v>
+                </pt>
+                <pt idx="4">
+                  <v>40.0</v>
+                </pt>
+                <pt idx="5">
+                  <v>50.0</v>
+                </pt>
+                <pt idx="6">
+                  <v>60.0</v>
+                </pt>
+                <pt idx="7">
+                  <v>70.0</v>
+                </pt>
+                <pt idx="8">
+                  <v>80.0</v>
+                </pt>
+                <pt idx="9">
+                  <v>90.0</v>
+                </pt>
+                <pt idx="10">
+                  <v>100.0</v>
+                </pt>
+                <pt idx="11">
+                  <v>110.0</v>
+                </pt>
+                <pt idx="12">
+                  <v>120.0</v>
+                </pt>
+                <pt idx="13">
+                  <v>130.0</v>
+                </pt>
+                <pt idx="14">
+                  <v>140.0</v>
+                </pt>
+                <pt idx="15">
+                  <v>150.0</v>
+                </pt>
+                <pt idx="16">
+                  <v>160.0</v>
+                </pt>
+                <pt idx="17">
+                  <v>170.0</v>
+                </pt>
+                <pt idx="18">
+                  <v>180.0</v>
+                </pt>
+                <pt idx="19">
+                  <v>190.0</v>
+                </pt>
+                <pt idx="20">
+                  <v>200.0</v>
+                </pt>
+                <pt idx="21">
+                  <v>210.0</v>
+                </pt>
+                <pt idx="22">
+                  <v>220.0</v>
+                </pt>
+                <pt idx="23">
+                  <v>230.0</v>
+                </pt>
+                <pt idx="24">
+                  <v>240.0</v>
+                </pt>
+                <pt idx="25">
+                  <v>250.0</v>
+                </pt>
+                <pt idx="26">
+                  <v>260.0</v>
+                </pt>
+                <pt idx="27">
+                  <v>270.0</v>
+                </pt>
+                <pt idx="28">
+                  <v>280.0</v>
+                </pt>
+                <pt idx="29">
+                  <v>290.0</v>
+                </pt>
+                <pt idx="30">
+                  <v>300.0</v>
+                </pt>
+                <pt idx="31">
+                  <v>310.0</v>
+                </pt>
+                <pt idx="32">
+                  <v>320.0</v>
+                </pt>
+                <pt idx="33">
+                  <v>330.0</v>
+                </pt>
+                <pt idx="34">
+                  <v>340.0</v>
+                </pt>
+                <pt idx="35">
+                  <v>350.0</v>
+                </pt>
+                <pt idx="36">
+                  <v>360.0</v>
+                </pt>
+                <pt idx="37">
+                  <v>370.0</v>
+                </pt>
+                <pt idx="38">
+                  <v>380.0</v>
+                </pt>
+                <pt idx="39">
+                  <v>390.0</v>
+                </pt>
+                <pt idx="40">
+                  <v>400.0</v>
+                </pt>
+                <pt idx="41">
+                  <v>410.0</v>
+                </pt>
+                <pt idx="42">
+                  <v>420.0</v>
+                </pt>
+                <pt idx="43">
+                  <v>430.0</v>
+                </pt>
+                <pt idx="44">
+                  <v>440.0</v>
+                </pt>
+                <pt idx="45">
+                  <v>450.0</v>
+                </pt>
+              </numCache>
+            </numRef>
+          </xVal>
+          <yVal>
+            <numRef>
+              <f>'最小二乗法'!$M$4:$M$49</f>
+              <numCache>
+                <formatCode>General</formatCode>
+                <ptCount val="46"/>
+                <pt idx="0">
+                  <v>-0.039683841472051284</v>
+                </pt>
+                <pt idx="1">
+                  <v>0.35179561545129495</v>
+                </pt>
+                <pt idx="2">
+                  <v>0.7439836964383801</v>
+                </pt>
+                <pt idx="3">
+                  <v>1.1368804014892042</v>
+                </pt>
+                <pt idx="4">
+                  <v>1.5304857306037674</v>
+                </pt>
+                <pt idx="5">
+                  <v>1.9247996837820693</v>
+                </pt>
+                <pt idx="6">
+                  <v>2.31982226102411</v>
+                </pt>
+                <pt idx="7">
+                  <v>2.7155534623298903</v>
+                </pt>
+                <pt idx="8">
+                  <v>3.111993287699409</v>
+                </pt>
+                <pt idx="9">
+                  <v>3.509141737132667</v>
+                </pt>
+                <pt idx="10">
+                  <v>3.9069988106296636</v>
+                </pt>
+                <pt idx="11">
+                  <v>4.305564508190399</v>
+                </pt>
+                <pt idx="12">
+                  <v>4.704838829814874</v>
+                </pt>
+                <pt idx="13">
+                  <v>5.104821775503087</v>
+                </pt>
+                <pt idx="14">
+                  <v>5.50551334525504</v>
+                </pt>
+                <pt idx="15">
+                  <v>5.906913539070731</v>
+                </pt>
+                <pt idx="16">
+                  <v>6.309022356950162</v>
+                </pt>
+                <pt idx="17">
+                  <v>6.7118397988933305</v>
+                </pt>
+                <pt idx="18">
+                  <v>7.115365864900239</v>
+                </pt>
+                <pt idx="19">
+                  <v>7.519600554970887</v>
+                </pt>
+                <pt idx="20">
+                  <v>7.924543869105273</v>
+                </pt>
+                <pt idx="21">
+                  <v>8.330195807303399</v>
+                </pt>
+                <pt idx="22">
+                  <v>8.73655636956526</v>
+                </pt>
+                <pt idx="23">
+                  <v>9.143625555890864</v>
+                </pt>
+                <pt idx="24">
+                  <v>9.551403366280207</v>
+                </pt>
+                <pt idx="25">
+                  <v>9.959889800733288</v>
+                </pt>
+                <pt idx="26">
+                  <v>10.369084859250107</v>
+                </pt>
+                <pt idx="27">
+                  <v>10.778988541830666</v>
+                </pt>
+                <pt idx="28">
+                  <v>11.189600848474964</v>
+                </pt>
+                <pt idx="29">
+                  <v>11.600921779183002</v>
+                </pt>
+                <pt idx="30">
+                  <v>12.012951333954776</v>
+                </pt>
+                <pt idx="31">
+                  <v>12.42568951279029</v>
+                </pt>
+                <pt idx="32">
+                  <v>12.839136315689545</v>
+                </pt>
+                <pt idx="33">
+                  <v>13.253291742652536</v>
+                </pt>
+                <pt idx="34">
+                  <v>13.668155793679269</v>
+                </pt>
+                <pt idx="35">
+                  <v>14.083728468769738</v>
+                </pt>
+                <pt idx="36">
+                  <v>14.500009767923949</v>
+                </pt>
+                <pt idx="37">
+                  <v>14.916999691141895</v>
+                </pt>
+                <pt idx="38">
+                  <v>15.334698238423583</v>
+                </pt>
+                <pt idx="39">
+                  <v>15.75310540976901</v>
+                </pt>
+                <pt idx="40">
+                  <v>16.172221205178175</v>
+                </pt>
+                <pt idx="41">
+                  <v>16.592045624651078</v>
+                </pt>
+                <pt idx="42">
+                  <v>17.01257866818772</v>
+                </pt>
+                <pt idx="43">
+                  <v>17.433820335788102</v>
+                </pt>
+                <pt idx="44">
+                  <v>17.855770627452223</v>
+                </pt>
+                <pt idx="45">
+                  <v>18.278429543180085</v>
+                </pt>
+              </numCache>
+            </numRef>
+          </yVal>
+        </ser>
+        <ser>
+          <idx val="2"/>
+          <order val="2"/>
+          <tx>
+            <v>測定点</v>
+          </tx>
+          <spPr>
+            <a:ln xmlns:a="http://schemas.openxmlformats.org/drawingml/2006/main">
+              <a:noFill/>
+              <a:prstDash val="solid"/>
+            </a:ln>
+          </spPr>
+          <marker>
+            <symbol val="circle"/>
+            <size val="7"/>
+            <spPr>
+              <a:solidFill xmlns:a="http://schemas.openxmlformats.org/drawingml/2006/main">
+                <a:srgbClr val="000000"/>
+              </a:solidFill>
+              <a:ln xmlns:a="http://schemas.openxmlformats.org/drawingml/2006/main" w="9525">
+                <a:solidFill>
+                  <a:srgbClr val="000000"/>
+                </a:solidFill>
+                <a:prstDash val="solid"/>
+              </a:ln>
+            </spPr>
+          </marker>
+          <xVal>
+            <numRef>
+              <f>'最小二乗法'!$B$4:$B$8</f>
+              <numCache>
+                <formatCode>General</formatCode>
+                <ptCount val="5"/>
+                <pt idx="0">
+                  <v>0.0</v>
+                </pt>
+                <pt idx="1">
+                  <v>24.5</v>
+                </pt>
+                <pt idx="2">
+                  <v>231.97</v>
+                </pt>
+                <pt idx="3">
+                  <v>327.52</v>
+                </pt>
+                <pt idx="4">
+                  <v>419.58</v>
+                </pt>
+              </numCache>
+            </numRef>
+          </xVal>
+          <yVal>
+            <numRef>
+              <f>'最小二乗法'!$C$4:$C$8</f>
+              <numCache>
+                <formatCode>General</formatCode>
+                <ptCount val="5"/>
+                <pt idx="0">
+                  <v>0.027</v>
+                </pt>
+                <pt idx="1">
+                  <v>0.84</v>
+                </pt>
+                <pt idx="2">
+                  <v>9.25164705882353</v>
+                </pt>
+                <pt idx="3">
+                  <v>13.136375000000001</v>
+                </pt>
+                <pt idx="4">
+                  <v>16.995312499999997</v>
+                </pt>
+              </numCache>
+            </numRef>
+          </yVal>
+        </ser>
+        <axId val="10"/>
+        <axId val="20"/>
+      </scatterChart>
+      <valAx>
+        <axId val="10"/>
+        <scaling>
+          <orientation val="minMax"/>
+          <max val="450"/>
+          <min val="0"/>
+        </scaling>
+        <delete val="0"/>
+        <axPos val="l"/>
+        <title>
+          <tx>
+            <rich>
+              <a:bodyPr xmlns:a="http://schemas.openxmlformats.org/drawingml/2006/main"/>
+              <a:p xmlns:a="http://schemas.openxmlformats.org/drawingml/2006/main">
+                <a:pPr>
+                  <a:defRPr/>
+                </a:pPr>
+                <a:r>
+                  <a:t>温度 t [℃]</a:t>
+                </a:r>
+              </a:p>
+            </rich>
+          </tx>
+        </title>
+        <numFmt formatCode="0" sourceLinked="0"/>
+        <majorTickMark val="in"/>
+        <minorTickMark val="none"/>
+        <crossAx val="20"/>
+        <majorUnit val="50"/>
+      </valAx>
+      <valAx>
+        <axId val="20"/>
+        <scaling>
+          <orientation val="minMax"/>
+          <max val="20"/>
+          <min val="0"/>
+        </scaling>
+        <delete val="0"/>
+        <axPos val="l"/>
+        <majorGridlines>
+          <spPr>
+            <a:ln xmlns:a="http://schemas.openxmlformats.org/drawingml/2006/main">
+              <a:solidFill>
+                <a:srgbClr val="D9D9D9"/>
+              </a:solidFill>
+              <a:prstDash val="solid"/>
+            </a:ln>
+          </spPr>
+        </majorGridlines>
+        <title>
+          <tx>
+            <rich>
+              <a:bodyPr xmlns:a="http://schemas.openxmlformats.org/drawingml/2006/main"/>
+              <a:p xmlns:a="http://schemas.openxmlformats.org/drawingml/2006/main">
+                <a:pPr>
+                  <a:defRPr/>
+                </a:pPr>
+                <a:r>
+                  <a:t>熱起電力 E [mV]</a:t>
+                </a:r>
+              </a:p>
+            </rich>
+          </tx>
+        </title>
+        <numFmt formatCode="0" sourceLinked="0"/>
+        <majorTickMark val="in"/>
+        <minorTickMark val="none"/>
+        <crossAx val="10"/>
+        <majorUnit val="2"/>
+      </valAx>
+    </plotArea>
+    <legend>
+      <legendPos val="b"/>
+    </legend>
+    <plotVisOnly val="1"/>
+    <dispBlanksAs val="gap"/>
+  </chart>
+  <spPr>
+    <a:ln xmlns:a="http://schemas.openxmlformats.org/drawingml/2006/main">
+      <a:noFill/>
+      <a:prstDash val="solid"/>
+    </a:ln>
+  </spPr>
+  <externalData xmlns:r="http://schemas.openxmlformats.org/officeDocument/2006/relationships" r:id="rId1">
+    <autoUpdate val="0"/>
+  </externalData>
+</chartSpace>
+</file>
+
+<file path=word/charts/chart5.xml><?xml version="1.0" encoding="utf-8"?>
+<chartSpace xmlns="http://schemas.openxmlformats.org/drawingml/2006/chart">
+  <roundedCorners val="0"/>
+  <style val="1"/>
+  <chart>
+    <plotArea>
+      <scatterChart>
+        <ser>
+          <idx val="0"/>
+          <order val="0"/>
+          <tx>
+            <v>近似直線（1次式）</v>
+          </tx>
+          <spPr>
+            <a:ln xmlns:a="http://schemas.openxmlformats.org/drawingml/2006/main" w="12700">
+              <a:solidFill>
+                <a:srgbClr val="000000"/>
+              </a:solidFill>
+              <a:prstDash val="solid"/>
+            </a:ln>
+          </spPr>
+          <marker>
+            <symbol val="none"/>
+            <spPr>
+              <a:ln xmlns:a="http://schemas.openxmlformats.org/drawingml/2006/main">
+                <a:prstDash val="solid"/>
+              </a:ln>
+            </spPr>
+          </marker>
+          <xVal>
+            <numRef>
+              <f>'規格との比較'!$A$12:$A$102</f>
+              <numCache>
+                <formatCode>General</formatCode>
+                <ptCount val="91"/>
+                <pt idx="0">
+                  <v>0.0</v>
+                </pt>
+                <pt idx="1">
+                  <v>5.0</v>
+                </pt>
+                <pt idx="2">
+                  <v>10.0</v>
+                </pt>
+                <pt idx="3">
+                  <v>15.0</v>
+                </pt>
+                <pt idx="4">
+                  <v>20.0</v>
+                </pt>
+                <pt idx="5">
+                  <v>25.0</v>
+                </pt>
+                <pt idx="6">
+                  <v>30.0</v>
+                </pt>
+                <pt idx="7">
+                  <v>35.0</v>
+                </pt>
+                <pt idx="8">
+                  <v>40.0</v>
+                </pt>
+                <pt idx="9">
+                  <v>45.0</v>
+                </pt>
+                <pt idx="10">
+                  <v>50.0</v>
+                </pt>
+                <pt idx="11">
+                  <v>55.0</v>
+                </pt>
+                <pt idx="12">
+                  <v>60.0</v>
+                </pt>
+                <pt idx="13">
+                  <v>65.0</v>
+                </pt>
+                <pt idx="14">
+                  <v>70.0</v>
+                </pt>
+                <pt idx="15">
+                  <v>75.0</v>
+                </pt>
+                <pt idx="16">
+                  <v>80.0</v>
+                </pt>
+                <pt idx="17">
+                  <v>85.0</v>
+                </pt>
+                <pt idx="18">
+                  <v>90.0</v>
+                </pt>
+                <pt idx="19">
+                  <v>95.0</v>
+                </pt>
+                <pt idx="20">
+                  <v>100.0</v>
+                </pt>
+                <pt idx="21">
+                  <v>105.0</v>
+                </pt>
+                <pt idx="22">
+                  <v>110.0</v>
+                </pt>
+                <pt idx="23">
+                  <v>115.0</v>
+                </pt>
+                <pt idx="24">
+                  <v>120.0</v>
+                </pt>
+                <pt idx="25">
+                  <v>125.0</v>
+                </pt>
+                <pt idx="26">
+                  <v>130.0</v>
+                </pt>
+                <pt idx="27">
+                  <v>135.0</v>
+                </pt>
+                <pt idx="28">
+                  <v>140.0</v>
+                </pt>
+                <pt idx="29">
+                  <v>145.0</v>
+                </pt>
+                <pt idx="30">
+                  <v>150.0</v>
+                </pt>
+                <pt idx="31">
+                  <v>155.0</v>
+                </pt>
+                <pt idx="32">
+                  <v>160.0</v>
+                </pt>
+                <pt idx="33">
+                  <v>165.0</v>
+                </pt>
+                <pt idx="34">
+                  <v>170.0</v>
+                </pt>
+                <pt idx="35">
+                  <v>175.0</v>
+                </pt>
+                <pt idx="36">
+                  <v>180.0</v>
+                </pt>
+                <pt idx="37">
+                  <v>185.0</v>
+                </pt>
+                <pt idx="38">
+                  <v>190.0</v>
+                </pt>
+                <pt idx="39">
+                  <v>195.0</v>
+                </pt>
+                <pt idx="40">
+                  <v>200.0</v>
+                </pt>
+                <pt idx="41">
+                  <v>205.0</v>
+                </pt>
+                <pt idx="42">
+                  <v>210.0</v>
+                </pt>
+                <pt idx="43">
+                  <v>215.0</v>
+                </pt>
+                <pt idx="44">
+                  <v>220.0</v>
+                </pt>
+                <pt idx="45">
+                  <v>225.0</v>
+                </pt>
+                <pt idx="46">
+                  <v>230.0</v>
+                </pt>
+                <pt idx="47">
+                  <v>235.0</v>
+                </pt>
+                <pt idx="48">
+                  <v>240.0</v>
+                </pt>
+                <pt idx="49">
+                  <v>245.0</v>
+                </pt>
+                <pt idx="50">
+                  <v>250.0</v>
+                </pt>
+                <pt idx="51">
+                  <v>255.0</v>
+                </pt>
+                <pt idx="52">
+                  <v>260.0</v>
+                </pt>
+                <pt idx="53">
+                  <v>265.0</v>
+                </pt>
+                <pt idx="54">
+                  <v>270.0</v>
+                </pt>
+                <pt idx="55">
+                  <v>275.0</v>
+                </pt>
+                <pt idx="56">
+                  <v>280.0</v>
+                </pt>
+                <pt idx="57">
+                  <v>285.0</v>
+                </pt>
+                <pt idx="58">
+                  <v>290.0</v>
+                </pt>
+                <pt idx="59">
+                  <v>295.0</v>
+                </pt>
+                <pt idx="60">
+                  <v>300.0</v>
+                </pt>
+                <pt idx="61">
+                  <v>305.0</v>
+                </pt>
+                <pt idx="62">
+                  <v>310.0</v>
+                </pt>
+                <pt idx="63">
+                  <v>315.0</v>
+                </pt>
+                <pt idx="64">
+                  <v>320.0</v>
+                </pt>
+                <pt idx="65">
+                  <v>325.0</v>
+                </pt>
+                <pt idx="66">
+                  <v>330.0</v>
+                </pt>
+                <pt idx="67">
+                  <v>335.0</v>
+                </pt>
+                <pt idx="68">
+                  <v>340.0</v>
+                </pt>
+                <pt idx="69">
+                  <v>345.0</v>
+                </pt>
+                <pt idx="70">
+                  <v>350.0</v>
+                </pt>
+                <pt idx="71">
+                  <v>355.0</v>
+                </pt>
+                <pt idx="72">
+                  <v>360.0</v>
+                </pt>
+                <pt idx="73">
+                  <v>365.0</v>
+                </pt>
+                <pt idx="74">
+                  <v>370.0</v>
+                </pt>
+                <pt idx="75">
+                  <v>375.0</v>
+                </pt>
+                <pt idx="76">
+                  <v>380.0</v>
+                </pt>
+                <pt idx="77">
+                  <v>385.0</v>
+                </pt>
+                <pt idx="78">
+                  <v>390.0</v>
+                </pt>
+                <pt idx="79">
+                  <v>395.0</v>
+                </pt>
+                <pt idx="80">
+                  <v>400.0</v>
+                </pt>
+                <pt idx="81">
+                  <v>405.0</v>
+                </pt>
+                <pt idx="82">
+                  <v>410.0</v>
+                </pt>
+                <pt idx="83">
+                  <v>415.0</v>
+                </pt>
+                <pt idx="84">
+                  <v>420.0</v>
+                </pt>
+                <pt idx="85">
+                  <v>425.0</v>
+                </pt>
+                <pt idx="86">
+                  <v>430.0</v>
+                </pt>
+                <pt idx="87">
+                  <v>435.0</v>
+                </pt>
+                <pt idx="88">
+                  <v>440.0</v>
+                </pt>
+                <pt idx="89">
+                  <v>445.0</v>
+                </pt>
+                <pt idx="90">
+                  <v>450.0</v>
+                </pt>
+              </numCache>
+            </numRef>
+          </xVal>
+          <yVal>
+            <numRef>
+              <f>'規格との比較'!$B$12:$B$102</f>
+              <numCache>
+                <formatCode>General</formatCode>
+                <ptCount val="91"/>
+                <pt idx="0">
+                  <v>-2.0431150941093037</v>
+                </pt>
+                <pt idx="1">
+                  <v>-1.9126205450077032</v>
+                </pt>
+                <pt idx="2">
+                  <v>-1.813288228746014</v>
+                </pt>
+                <pt idx="3">
+                  <v>-1.7429849483187285</v>
+                </pt>
+                <pt idx="4">
+                  <v>-1.6996721431708401</v>
+                </pt>
+                <pt idx="5">
+                  <v>-1.6813728887339905</v>
+                </pt>
+                <pt idx="6">
+                  <v>-1.6861434242771496</v>
+                </pt>
+                <pt idx="7">
+                  <v>-1.7120492496714999</v>
+                </pt>
+                <pt idx="8">
+                  <v>-1.7571458207227102</v>
+                </pt>
+                <pt idx="9">
+                  <v>-1.819463843054356</v>
+                </pt>
+                <pt idx="10">
+                  <v>-1.8969991262996797</v>
+                </pt>
+                <pt idx="11">
+                  <v>-1.9877069226556496</v>
+                </pt>
+                <pt idx="12">
+                  <v>-2.089500643593413</v>
+                </pt>
+                <pt idx="13">
+                  <v>-2.2002548295655187</v>
+                </pt>
+                <pt idx="14">
+                  <v>-2.31781224011322</v>
+                </pt>
+                <pt idx="15">
+                  <v>-2.4399949322458743</v>
+                </pt>
+                <pt idx="16">
+                  <v>-2.564619196213599</v>
+                </pt>
+                <pt idx="17">
+                  <v>-2.6895142099437113</v>
+                </pt>
+                <pt idx="18">
+                  <v>-2.8125442450597697</v>
+                </pt>
+                <pt idx="19">
+                  <v>-2.931634197215375</v>
+                </pt>
+                <pt idx="20">
+                  <v>-3.044798112069424</v>
+                </pt>
+                <pt idx="21">
+                  <v>-3.15017023024031</v>
+                </pt>
+                <pt idx="22">
+                  <v>-3.2460378806552987</v>
+                </pt>
+                <pt idx="23">
+                  <v>-3.33087532028131</v>
+                </pt>
+                <pt idx="24">
+                  <v>-3.4033773665478084</v>
+                </pt>
+                <pt idx="25">
+                  <v>-3.4624914229929216</v>
+                </pt>
+                <pt idx="26">
+                  <v>-3.507446292408213</v>
+                </pt>
+                <pt idx="27">
+                  <v>-3.5377760429658918</v>
+                </pt>
+                <pt idx="28">
+                  <v>-3.553337178935083</v>
+                </pt>
+                <pt idx="29">
+                  <v>-3.554317499375514</v>
+                </pt>
+                <pt idx="30">
+                  <v>-3.5412353230716773</v>
+                </pt>
+                <pt idx="31">
+                  <v>-3.5149282142411935</v>
+                </pt>
+                <pt idx="32">
+                  <v>-3.476530936874204</v>
+                </pt>
+                <pt idx="33">
+                  <v>-3.427443048975115</v>
+                </pt>
+                <pt idx="34">
+                  <v>-3.369287256262143</v>
+                </pt>
+                <pt idx="35">
+                  <v>-3.3038603028635625</v>
+                </pt>
+                <pt idx="36">
+                  <v>-3.2330787102837646</v>
+                </pt>
+                <pt idx="37">
+                  <v>-3.1589220243915666</v>
+                </pt>
+                <pt idx="38">
+                  <v>-3.0833763552842437</v>
+                </pt>
+                <pt idx="39">
+                  <v>-3.0083808873036455</v>
+                </pt>
+                <pt idx="40">
+                  <v>-2.9357797164399786</v>
+                </pt>
+                <pt idx="41">
+                  <v>-2.8672808850897367</v>
+                </pt>
+                <pt idx="42">
+                  <v>-2.8044238913919357</v>
+                </pt>
+                <pt idx="43">
+                  <v>-2.748556319951801</v>
+                </pt>
+                <pt idx="44">
+                  <v>-2.7008196363477404</v>
+                </pt>
+                <pt idx="45">
+                  <v>-2.662143660903307</v>
+                </pt>
+                <pt idx="46">
+                  <v>-2.6332488223908572</v>
+                </pt>
+                <pt idx="47">
+                  <v>-2.614655005975243</v>
+                </pt>
+                <pt idx="48">
+                  <v>-2.6066956517274593</v>
+                </pt>
+                <pt idx="49">
+                  <v>-2.6095357174955454</v>
+                </pt>
+                <pt idx="50">
+                  <v>-2.6231921717169433</v>
+                </pt>
+                <pt idx="51">
+                  <v>-2.647555803015091</v>
+                </pt>
+                <pt idx="52">
+                  <v>-2.682413299318421</v>
+                </pt>
+                <pt idx="53">
+                  <v>-2.7274687376143487</v>
+                </pt>
+                <pt idx="54">
+                  <v>-2.782363818281784</v>
+                </pt>
+                <pt idx="55">
+                  <v>-2.846696361970702</v>
+                </pt>
+                <pt idx="56">
+                  <v>-2.920036753399875</v>
+                </pt>
+                <pt idx="57">
+                  <v>-3.001942160293326</v>
+                </pt>
+                <pt idx="58">
+                  <v>-3.0919684750569973</v>
+                </pt>
+                <pt idx="59">
+                  <v>-3.1896800218989405</v>
+                </pt>
+                <pt idx="60">
+                  <v>-3.2946571445525636</v>
+                </pt>
+                <pt idx="61">
+                  <v>-3.406501841916143</v>
+                </pt>
+                <pt idx="62">
+                  <v>-3.5248416534956895</v>
+                </pt>
+                <pt idx="63">
+                  <v>-3.6493320162697067</v>
+                </pt>
+                <pt idx="64">
+                  <v>-3.779657322112897</v>
+                </pt>
+                <pt idx="65">
+                  <v>-3.915530902637204</v>
+                </pt>
+                <pt idx="66">
+                  <v>-4.05669415841367</v>
+                </pt>
+                <pt idx="67">
+                  <v>-4.202915033975416</v>
+                </pt>
+                <pt idx="68">
+                  <v>-4.353986020488285</v>
+                </pt>
+                <pt idx="69">
+                  <v>-4.509721846010262</v>
+                </pt>
+                <pt idx="70">
+                  <v>-4.669956990141323</v>
+                </pt>
+                <pt idx="71">
+                  <v>-4.8345431366755145</v>
+                </pt>
+                <pt idx="72">
+                  <v>-5.0033466554872215</v>
+                </pt>
+                <pt idx="73">
+                  <v>-5.176246184002901</v>
+                </pt>
+                <pt idx="74">
+                  <v>-5.353130359719727</v>
+                </pt>
+                <pt idx="75">
+                  <v>-5.533895738645628</v>
+                </pt>
+                <pt idx="76">
+                  <v>-5.7184449204062275</v>
+                </pt>
+                <pt idx="77">
+                  <v>-5.906684889122518</v>
+                </pt>
+                <pt idx="78">
+                  <v>-6.0985255698944725</v>
+                </pt>
+                <pt idx="79">
+                  <v>-6.293878593676569</v>
+                </pt>
+                <pt idx="80">
+                  <v>-6.492656258245509</v>
+                </pt>
+                <pt idx="81">
+                  <v>-6.694770669592102</v>
+                </pt>
+                <pt idx="82">
+                  <v>-6.900133046106436</v>
+                </pt>
+                <pt idx="83">
+                  <v>-7.108653167129062</v>
+                </pt>
+                <pt idx="84">
+                  <v>-7.320238947510718</v>
+                </pt>
+                <pt idx="85">
+                  <v>-7.534796120562383</v>
+                </pt>
+                <pt idx="86">
+                  <v>-7.752228012954292</v>
+                </pt>
+                <pt idx="87">
+                  <v>-7.9724353965843475</v>
+                </pt>
+                <pt idx="88">
+                  <v>-8.195316404043307</v>
+                </pt>
+                <pt idx="89">
+                  <v>-8.420766495942207</v>
+                </pt>
+                <pt idx="90">
+                  <v>-8.648678469979673</v>
+                </pt>
+              </numCache>
+            </numRef>
+          </yVal>
+        </ser>
+        <ser>
+          <idx val="1"/>
+          <order val="1"/>
+          <tx>
+            <v>近似曲線（2次式）</v>
+          </tx>
+          <spPr>
+            <a:ln xmlns:a="http://schemas.openxmlformats.org/drawingml/2006/main" w="12700">
+              <a:solidFill>
+                <a:srgbClr val="595959"/>
+              </a:solidFill>
+              <a:prstDash val="dash"/>
+            </a:ln>
+          </spPr>
+          <marker>
+            <symbol val="none"/>
+            <spPr>
+              <a:ln xmlns:a="http://schemas.openxmlformats.org/drawingml/2006/main">
+                <a:prstDash val="solid"/>
+              </a:ln>
+            </spPr>
+          </marker>
+          <xVal>
+            <numRef>
+              <f>'規格との比較'!$A$12:$A$102</f>
+              <numCache>
+                <formatCode>General</formatCode>
+                <ptCount val="91"/>
+                <pt idx="0">
+                  <v>0.0</v>
+                </pt>
+                <pt idx="1">
+                  <v>5.0</v>
+                </pt>
+                <pt idx="2">
+                  <v>10.0</v>
+                </pt>
+                <pt idx="3">
+                  <v>15.0</v>
+                </pt>
+                <pt idx="4">
+                  <v>20.0</v>
+                </pt>
+                <pt idx="5">
+                  <v>25.0</v>
+                </pt>
+                <pt idx="6">
+                  <v>30.0</v>
+                </pt>
+                <pt idx="7">
+                  <v>35.0</v>
+                </pt>
+                <pt idx="8">
+                  <v>40.0</v>
+                </pt>
+                <pt idx="9">
+                  <v>45.0</v>
+                </pt>
+                <pt idx="10">
+                  <v>50.0</v>
+                </pt>
+                <pt idx="11">
+                  <v>55.0</v>
+                </pt>
+                <pt idx="12">
+                  <v>60.0</v>
+                </pt>
+                <pt idx="13">
+                  <v>65.0</v>
+                </pt>
+                <pt idx="14">
+                  <v>70.0</v>
+                </pt>
+                <pt idx="15">
+                  <v>75.0</v>
+                </pt>
+                <pt idx="16">
+                  <v>80.0</v>
+                </pt>
+                <pt idx="17">
+                  <v>85.0</v>
+                </pt>
+                <pt idx="18">
+                  <v>90.0</v>
+                </pt>
+                <pt idx="19">
+                  <v>95.0</v>
+                </pt>
+                <pt idx="20">
+                  <v>100.0</v>
+                </pt>
+                <pt idx="21">
+                  <v>105.0</v>
+                </pt>
+                <pt idx="22">
+                  <v>110.0</v>
+                </pt>
+                <pt idx="23">
+                  <v>115.0</v>
+                </pt>
+                <pt idx="24">
+                  <v>120.0</v>
+                </pt>
+                <pt idx="25">
+                  <v>125.0</v>
+                </pt>
+                <pt idx="26">
+                  <v>130.0</v>
+                </pt>
+                <pt idx="27">
+                  <v>135.0</v>
+                </pt>
+                <pt idx="28">
+                  <v>140.0</v>
+                </pt>
+                <pt idx="29">
+                  <v>145.0</v>
+                </pt>
+                <pt idx="30">
+                  <v>150.0</v>
+                </pt>
+                <pt idx="31">
+                  <v>155.0</v>
+                </pt>
+                <pt idx="32">
+                  <v>160.0</v>
+                </pt>
+                <pt idx="33">
+                  <v>165.0</v>
+                </pt>
+                <pt idx="34">
+                  <v>170.0</v>
+                </pt>
+                <pt idx="35">
+                  <v>175.0</v>
+                </pt>
+                <pt idx="36">
+                  <v>180.0</v>
+                </pt>
+                <pt idx="37">
+                  <v>185.0</v>
+                </pt>
+                <pt idx="38">
+                  <v>190.0</v>
+                </pt>
+                <pt idx="39">
+                  <v>195.0</v>
+                </pt>
+                <pt idx="40">
+                  <v>200.0</v>
+                </pt>
+                <pt idx="41">
+                  <v>205.0</v>
+                </pt>
+                <pt idx="42">
+                  <v>210.0</v>
+                </pt>
+                <pt idx="43">
+                  <v>215.0</v>
+                </pt>
+                <pt idx="44">
+                  <v>220.0</v>
+                </pt>
+                <pt idx="45">
+                  <v>225.0</v>
+                </pt>
+                <pt idx="46">
+                  <v>230.0</v>
+                </pt>
+                <pt idx="47">
+                  <v>235.0</v>
+                </pt>
+                <pt idx="48">
+                  <v>240.0</v>
+                </pt>
+                <pt idx="49">
+                  <v>245.0</v>
+                </pt>
+                <pt idx="50">
+                  <v>250.0</v>
+                </pt>
+                <pt idx="51">
+                  <v>255.0</v>
+                </pt>
+                <pt idx="52">
+                  <v>260.0</v>
+                </pt>
+                <pt idx="53">
+                  <v>265.0</v>
+                </pt>
+                <pt idx="54">
+                  <v>270.0</v>
+                </pt>
+                <pt idx="55">
+                  <v>275.0</v>
+                </pt>
+                <pt idx="56">
+                  <v>280.0</v>
+                </pt>
+                <pt idx="57">
+                  <v>285.0</v>
+                </pt>
+                <pt idx="58">
+                  <v>290.0</v>
+                </pt>
+                <pt idx="59">
+                  <v>295.0</v>
+                </pt>
+                <pt idx="60">
+                  <v>300.0</v>
+                </pt>
+                <pt idx="61">
+                  <v>305.0</v>
+                </pt>
+                <pt idx="62">
+                  <v>310.0</v>
+                </pt>
+                <pt idx="63">
+                  <v>315.0</v>
+                </pt>
+                <pt idx="64">
+                  <v>320.0</v>
+                </pt>
+                <pt idx="65">
+                  <v>325.0</v>
+                </pt>
+                <pt idx="66">
+                  <v>330.0</v>
+                </pt>
+                <pt idx="67">
+                  <v>335.0</v>
+                </pt>
+                <pt idx="68">
+                  <v>340.0</v>
+                </pt>
+                <pt idx="69">
+                  <v>345.0</v>
+                </pt>
+                <pt idx="70">
+                  <v>350.0</v>
+                </pt>
+                <pt idx="71">
+                  <v>355.0</v>
+                </pt>
+                <pt idx="72">
+                  <v>360.0</v>
+                </pt>
+                <pt idx="73">
+                  <v>365.0</v>
+                </pt>
+                <pt idx="74">
+                  <v>370.0</v>
+                </pt>
+                <pt idx="75">
+                  <v>375.0</v>
+                </pt>
+                <pt idx="76">
+                  <v>380.0</v>
+                </pt>
+                <pt idx="77">
+                  <v>385.0</v>
+                </pt>
+                <pt idx="78">
+                  <v>390.0</v>
+                </pt>
+                <pt idx="79">
+                  <v>395.0</v>
+                </pt>
+                <pt idx="80">
+                  <v>400.0</v>
+                </pt>
+                <pt idx="81">
+                  <v>405.0</v>
+                </pt>
+                <pt idx="82">
+                  <v>410.0</v>
+                </pt>
+                <pt idx="83">
+                  <v>415.0</v>
+                </pt>
+                <pt idx="84">
+                  <v>420.0</v>
+                </pt>
+                <pt idx="85">
+                  <v>425.0</v>
+                </pt>
+                <pt idx="86">
+                  <v>430.0</v>
+                </pt>
+                <pt idx="87">
+                  <v>435.0</v>
+                </pt>
+                <pt idx="88">
+                  <v>440.0</v>
+                </pt>
+                <pt idx="89">
+                  <v>445.0</v>
+                </pt>
+                <pt idx="90">
+                  <v>450.0</v>
+                </pt>
+              </numCache>
+            </numRef>
+          </xVal>
+          <yVal>
+            <numRef>
+              <f>'規格との比較'!$C$12:$C$102</f>
+              <numCache>
+                <formatCode>General</formatCode>
+                <ptCount val="91"/>
+                <pt idx="0">
+                  <v>-1.0059243240045934</v>
+                </pt>
+                <pt idx="1">
+                  <v>-1.0553173454598648</v>
+                </pt>
+                <pt idx="2">
+                  <v>-1.129081252460444</v>
+                </pt>
+                <pt idx="3">
+                  <v>-1.225355190540665</v>
+                </pt>
+                <pt idx="4">
+                  <v>-1.3423535189920734</v>
+                </pt>
+                <pt idx="5">
+                  <v>-1.4783378589352194</v>
+                </pt>
+                <pt idx="6">
+                  <v>-1.6315927831658328</v>
+                </pt>
+                <pt idx="7">
+                  <v>-1.8004051451934004</v>
+                </pt>
+                <pt idx="8">
+                  <v>-1.9830470450326014</v>
+                </pt>
+                <pt idx="9">
+                  <v>-2.1777624186136046</v>
+                </pt>
+                <pt idx="10">
+                  <v>-2.3827572243123156</v>
+                </pt>
+                <pt idx="11">
+                  <v>-2.596193190969193</v>
+                </pt>
+                <pt idx="12">
+                  <v>-2.8161850916464464</v>
+                </pt>
+                <pt idx="13">
+                  <v>-3.0408015182184642</v>
+                </pt>
+                <pt idx="14">
+                  <v>-3.2680691523619703</v>
+                </pt>
+                <pt idx="15">
+                  <v>-3.495980553866968</v>
+                </pt>
+                <pt idx="16">
+                  <v>-3.7225055095439274</v>
+                </pt>
+                <pt idx="17">
+                  <v>-3.945605994969432</v>
+                </pt>
+                <pt idx="18">
+                  <v>-4.1632547850536765</v>
+                </pt>
+                <pt idx="19">
+                  <v>-4.373457696034157</v>
+                </pt>
+                <pt idx="20">
+                  <v>-4.57427934076034</v>
+                </pt>
+                <pt idx="21">
+                  <v>-4.763872124441756</v>
+                </pt>
+                <pt idx="22">
+                  <v>-4.940507998463211</v>
+                </pt>
+                <pt idx="23">
+                  <v>-5.102612232132621</v>
+                </pt>
+                <pt idx="24">
+                  <v>-5.248798172050654</v>
+                </pt>
+                <pt idx="25">
+                  <v>-5.377901661464903</v>
+                </pt>
+                <pt idx="26">
+                  <v>-5.489013521471414</v>
+                </pt>
+                <pt idx="27">
+                  <v>-5.581508292249491</v>
+                </pt>
+                <pt idx="28">
+                  <v>-5.655067337204365</v>
+                </pt>
+                <pt idx="29">
+                  <v>-5.709694462826256</v>
+                </pt>
+                <pt idx="30">
+                  <v>-5.7457224274916046</v>
+                </pt>
+                <pt idx="31">
+                  <v>-5.763809110241266</v>
+                </pt>
+                <pt idx="32">
+                  <v>-5.764922669644223</v>
+                </pt>
+                <pt idx="33">
+                  <v>-5.750315702630895</v>
+                </pt>
+                <pt idx="34">
+                  <v>-5.721489151704089</v>
+                </pt>
+                <pt idx="35">
+                  <v>-5.680147430242117</v>
+                </pt>
+                <pt idx="36">
+                  <v>-5.628146860622251</v>
+                </pt>
+                <pt idx="37">
+                  <v>-5.567439978651488</v>
+                </pt>
+                <pt idx="38">
+                  <v>-5.500018500638697</v>
+                </pt>
+                <pt idx="39">
+                  <v>-5.427857754686103</v>
+                </pt>
+                <pt idx="40">
+                  <v>-5.35286515426706</v>
+                </pt>
+                <pt idx="41">
+                  <v>-5.276834876401179</v>
+                </pt>
+                <pt idx="42">
+                  <v>-5.201410355453964</v>
+                </pt>
+                <pt idx="43">
+                  <v>-5.128055583599261</v>
+                </pt>
+                <pt idx="44">
+                  <v>-5.05803558664078</v>
+                </pt>
+                <pt idx="45">
+                  <v>-4.9924058761859476</v>
+                </pt>
+                <pt idx="46">
+                  <v>-4.9320102077817385</v>
+                </pt>
+                <pt idx="47">
+                  <v>-4.877485623443384</v>
+                </pt>
+                <pt idx="48">
+                  <v>-4.829273532887241</v>
+                </pt>
+                <pt idx="49">
+                  <v>-4.787635483429515</v>
+                </pt>
+                <pt idx="50">
+                  <v>-4.752672266890201</v>
+                </pt>
+                <pt idx="51">
+                  <v>-4.724345090437256</v>
+                </pt>
+                <pt idx="52">
+                  <v>-4.702497673199441</v>
+                </pt>
+                <pt idx="53">
+                  <v>-4.6868782992334115</v>
+                </pt>
+                <pt idx="54">
+                  <v>-4.677161040930339</v>
+                </pt>
+                <pt idx="55">
+                  <v>-4.672965550335703</v>
+                </pt>
+                <pt idx="56">
+                  <v>-4.673874988508024</v>
+                </pt>
+                <pt idx="57">
+                  <v>-4.679451818197483</v>
+                </pt>
+                <pt idx="58">
+                  <v>-4.689251319160249</v>
+                </pt>
+                <pt idx="59">
+                  <v>-4.702832797018728</v>
+                </pt>
+                <pt idx="60">
+                  <v>-4.7197685460870495</v>
+                </pt>
+                <pt idx="61">
+                  <v>-4.739650695319884</v>
+                </pt>
+                <pt idx="62">
+                  <v>-4.762096116440978</v>
+                </pt>
+                <pt idx="63">
+                  <v>-4.786749606540762</v>
+                </pt>
+                <pt idx="64">
+                  <v>-4.813285576269949</v>
+                </pt>
+                <pt idx="65">
+                  <v>-4.84140848143883</v>
+                </pt>
+                <pt idx="66">
+                  <v>-4.870852232526805</v>
+                </pt>
+                <pt idx="67">
+                  <v>-4.901378805379654</v>
+                </pt>
+                <pt idx="68">
+                  <v>-4.93277625915796</v>
+                </pt>
+                <pt idx="69">
+                  <v>-4.964856346191589</v>
+                </pt>
+                <pt idx="70">
+                  <v>-4.9974518744281475</v>
+                </pt>
+                <pt idx="71">
+                  <v>-5.030413958065272</v>
+                </pt>
+                <pt idx="72">
+                  <v>-5.063609266953917</v>
+                </pt>
+                <pt idx="73">
+                  <v>-5.0969173614498775</v>
+                </pt>
+                <pt idx="74">
+                  <v>-5.1302281773298875</v>
+                </pt>
+                <pt idx="75">
+                  <v>-5.163439705711052</v>
+                </pt>
+                <pt idx="76">
+                  <v>-5.196455895924114</v>
+                </pt>
+                <pt idx="77">
+                  <v>-5.229184795134957</v>
+                </pt>
+                <pt idx="78">
+                  <v>-5.261536927130752</v>
+                </pt>
+                <pt idx="79">
+                  <v>-5.293423903942562</v>
+                </pt>
+                <pt idx="80">
+                  <v>-5.3247572576117</v>
+                </pt>
+                <pt idx="81">
+                  <v>-5.3554474751230225</v>
+                </pt>
+                <pt idx="82">
+                  <v>-5.385403216982633</v>
+                </pt>
+                <pt idx="83">
+                  <v>-5.414530698795237</v>
+                </pt>
+                <pt idx="84">
+                  <v>-5.442733215154615</v>
+                </pt>
+                <pt idx="85">
+                  <v>-5.469910785941789</v>
+                </pt>
+                <pt idx="86">
+                  <v>-5.495959906446756</v>
+                </pt>
+                <pt idx="87">
+                  <v>-5.5207733844051745</v>
+                </pt>
+                <pt idx="88">
+                  <v>-5.544240248891279</v>
+                </pt>
+                <pt idx="89">
+                  <v>-5.566245717898433</v>
+                </pt>
+                <pt idx="90">
+                  <v>-5.586671213291753</v>
+                </pt>
+              </numCache>
+            </numRef>
+          </yVal>
+        </ser>
+        <ser>
+          <idx val="2"/>
+          <order val="2"/>
+          <tx>
+            <v>測定点</v>
+          </tx>
+          <spPr>
+            <a:ln xmlns:a="http://schemas.openxmlformats.org/drawingml/2006/main">
+              <a:noFill/>
+              <a:prstDash val="solid"/>
+            </a:ln>
+          </spPr>
+          <marker>
+            <symbol val="circle"/>
+            <size val="7"/>
+            <spPr>
+              <a:solidFill xmlns:a="http://schemas.openxmlformats.org/drawingml/2006/main">
+                <a:srgbClr val="000000"/>
+              </a:solidFill>
+              <a:ln xmlns:a="http://schemas.openxmlformats.org/drawingml/2006/main" w="9525">
+                <a:solidFill>
+                  <a:srgbClr val="000000"/>
+                </a:solidFill>
+                <a:prstDash val="solid"/>
+              </a:ln>
+            </spPr>
+          </marker>
+          <xVal>
+            <numRef>
+              <f>'規格との比較'!$B$4:$B$8</f>
+              <numCache>
+                <formatCode>General</formatCode>
+                <ptCount val="5"/>
+                <pt idx="0">
+                  <v>0.0</v>
+                </pt>
+                <pt idx="1">
+                  <v>24.5</v>
+                </pt>
+                <pt idx="2">
+                  <v>231.97</v>
+                </pt>
+                <pt idx="3">
+                  <v>327.52</v>
+                </pt>
+                <pt idx="4">
+                  <v>419.58</v>
+                </pt>
+              </numCache>
+            </numRef>
+          </xVal>
+          <yVal>
+            <numRef>
+              <f>'規格との比較'!$F$4:$F$8</f>
+              <numCache>
+                <formatCode>General</formatCode>
+                <ptCount val="5"/>
+                <pt idx="0">
+                  <v>0.6844</v>
+                </pt>
+                <pt idx="1">
+                  <v>-3.4565</v>
+                </pt>
+                <pt idx="2">
+                  <v>-4.2229</v>
+                </pt>
+                <pt idx="3">
+                  <v>-5.195</v>
+                </pt>
+                <pt idx="4">
+                  <v>-5.4307</v>
+                </pt>
+              </numCache>
+            </numRef>
+          </yVal>
+        </ser>
+        <axId val="10"/>
+        <axId val="20"/>
+      </scatterChart>
+      <valAx>
+        <axId val="10"/>
+        <scaling>
+          <orientation val="minMax"/>
+          <max val="450"/>
+          <min val="0"/>
+        </scaling>
+        <delete val="0"/>
+        <axPos val="l"/>
+        <title>
+          <tx>
+            <rich>
+              <a:bodyPr xmlns:a="http://schemas.openxmlformats.org/drawingml/2006/main"/>
+              <a:p xmlns:a="http://schemas.openxmlformats.org/drawingml/2006/main">
+                <a:pPr>
+                  <a:defRPr/>
+                </a:pPr>
+                <a:r>
+                  <a:t>温度 t [℃]</a:t>
+                </a:r>
+              </a:p>
+            </rich>
+          </tx>
+        </title>
+        <numFmt formatCode="0" sourceLinked="0"/>
+        <majorTickMark val="in"/>
+        <minorTickMark val="none"/>
+        <crossAx val="20"/>
+        <crosses val="min"/>
+        <majorUnit val="50"/>
+      </valAx>
+      <valAx>
+        <axId val="20"/>
+        <scaling>
+          <orientation val="minMax"/>
+          <max val="2"/>
+          <min val="-10"/>
+        </scaling>
+        <delete val="0"/>
+        <axPos val="l"/>
+        <majorGridlines>
+          <spPr>
+            <a:ln xmlns:a="http://schemas.openxmlformats.org/drawingml/2006/main">
+              <a:solidFill>
+                <a:srgbClr val="D9D9D9"/>
+              </a:solidFill>
+              <a:prstDash val="solid"/>
+            </a:ln>
+          </spPr>
+        </majorGridlines>
+        <title>
+          <tx>
+            <rich>
+              <a:bodyPr xmlns:a="http://schemas.openxmlformats.org/drawingml/2006/main"/>
+              <a:p xmlns:a="http://schemas.openxmlformats.org/drawingml/2006/main">
+                <a:pPr>
+                  <a:defRPr/>
+                </a:pPr>
+                <a:r>
+                  <a:t>規格からのずれ（温度換算）[℃]</a:t>
+                </a:r>
+              </a:p>
+            </rich>
+          </tx>
+        </title>
+        <numFmt formatCode="0" sourceLinked="0"/>
+        <majorTickMark val="in"/>
+        <minorTickMark val="none"/>
+        <crossAx val="10"/>
+        <majorUnit val="1"/>
+      </valAx>
+    </plotArea>
+    <legend>
+      <legendPos val="b"/>
+    </legend>
+    <plotVisOnly val="1"/>
+    <dispBlanksAs val="gap"/>
+  </chart>
+  <spPr>
+    <a:ln xmlns:a="http://schemas.openxmlformats.org/drawingml/2006/main">
+      <a:noFill/>
+      <a:prstDash val="solid"/>
+    </a:ln>
+  </spPr>
+  <externalData xmlns:r="http://schemas.openxmlformats.org/officeDocument/2006/relationships" r:id="rId1">
+    <autoUpdate val="0"/>
+  </externalData>
+</chartSpace>
+</file>
+
 <file path=word/theme/theme1.xml><?xml version="1.0" encoding="utf-8"?>
 <a:theme xmlns:a="http://schemas.openxmlformats.org/drawingml/2006/main" name="Office Theme">
   <a:themeElements>

--- a/report_thermo/熱電対の検定実験_報告書.docx
+++ b/report_thermo/熱電対の検定実験_報告書.docx
@@ -41977,6 +41977,7 @@
   <roundedCorners val="0"/>
   <style val="1"/>
   <chart>
+    <autoTitleDeleted val="1"/>
     <plotArea>
       <scatterChart>
         <ser>
@@ -43013,6 +43014,7 @@
               </a:p>
             </rich>
           </tx>
+          <overlay val="0"/>
         </title>
         <majorTickMark val="in"/>
         <minorTickMark val="none"/>
@@ -43052,6 +43054,7 @@
               </a:p>
             </rich>
           </tx>
+          <overlay val="0"/>
         </title>
         <numFmt formatCode="0.0" sourceLinked="0"/>
         <majorTickMark val="in"/>
@@ -43062,6 +43065,7 @@
     </plotArea>
     <legend>
       <legendPos val="b"/>
+      <overlay val="0"/>
     </legend>
     <plotVisOnly val="1"/>
     <dispBlanksAs val="gap"/>
@@ -43072,6 +43076,19 @@
       <a:prstDash val="solid"/>
     </a:ln>
   </spPr>
+  <txPr xmlns:a="http://schemas.openxmlformats.org/drawingml/2006/main">
+    <a:bodyPr/>
+    <a:lstStyle/>
+    <a:p>
+      <a:pPr>
+        <a:defRPr sz="900">
+          <a:latin typeface="Times New Roman"/>
+          <a:ea typeface="ＭＳ 明朝"/>
+        </a:defRPr>
+      </a:pPr>
+      <a:endParaRPr lang="ja-JP"/>
+    </a:p>
+  </txPr>
   <externalData xmlns:r="http://schemas.openxmlformats.org/officeDocument/2006/relationships" r:id="rId1">
     <autoUpdate val="0"/>
   </externalData>
@@ -43083,6 +43100,7 @@
   <roundedCorners val="0"/>
   <style val="1"/>
   <chart>
+    <autoTitleDeleted val="1"/>
     <plotArea>
       <scatterChart>
         <ser>
@@ -43633,6 +43651,7 @@
               </a:p>
             </rich>
           </tx>
+          <overlay val="0"/>
         </title>
         <majorTickMark val="in"/>
         <minorTickMark val="none"/>
@@ -43672,6 +43691,7 @@
               </a:p>
             </rich>
           </tx>
+          <overlay val="0"/>
         </title>
         <numFmt formatCode="0.0" sourceLinked="0"/>
         <majorTickMark val="in"/>
@@ -43682,6 +43702,7 @@
     </plotArea>
     <legend>
       <legendPos val="b"/>
+      <overlay val="0"/>
     </legend>
     <plotVisOnly val="1"/>
     <dispBlanksAs val="gap"/>
@@ -43692,6 +43713,19 @@
       <a:prstDash val="solid"/>
     </a:ln>
   </spPr>
+  <txPr xmlns:a="http://schemas.openxmlformats.org/drawingml/2006/main">
+    <a:bodyPr/>
+    <a:lstStyle/>
+    <a:p>
+      <a:pPr>
+        <a:defRPr sz="900">
+          <a:latin typeface="Times New Roman"/>
+          <a:ea typeface="ＭＳ 明朝"/>
+        </a:defRPr>
+      </a:pPr>
+      <a:endParaRPr lang="ja-JP"/>
+    </a:p>
+  </txPr>
   <externalData xmlns:r="http://schemas.openxmlformats.org/officeDocument/2006/relationships" r:id="rId1">
     <autoUpdate val="0"/>
   </externalData>
@@ -43703,6 +43737,7 @@
   <roundedCorners val="0"/>
   <style val="1"/>
   <chart>
+    <autoTitleDeleted val="1"/>
     <plotArea>
       <scatterChart>
         <ser>
@@ -44286,6 +44321,7 @@
               </a:p>
             </rich>
           </tx>
+          <overlay val="0"/>
         </title>
         <majorTickMark val="in"/>
         <minorTickMark val="none"/>
@@ -44325,6 +44361,7 @@
               </a:p>
             </rich>
           </tx>
+          <overlay val="0"/>
         </title>
         <numFmt formatCode="0.0" sourceLinked="0"/>
         <majorTickMark val="in"/>
@@ -44335,6 +44372,7 @@
     </plotArea>
     <legend>
       <legendPos val="b"/>
+      <overlay val="0"/>
     </legend>
     <plotVisOnly val="1"/>
     <dispBlanksAs val="gap"/>
@@ -44345,6 +44383,19 @@
       <a:prstDash val="solid"/>
     </a:ln>
   </spPr>
+  <txPr xmlns:a="http://schemas.openxmlformats.org/drawingml/2006/main">
+    <a:bodyPr/>
+    <a:lstStyle/>
+    <a:p>
+      <a:pPr>
+        <a:defRPr sz="900">
+          <a:latin typeface="Times New Roman"/>
+          <a:ea typeface="ＭＳ 明朝"/>
+        </a:defRPr>
+      </a:pPr>
+      <a:endParaRPr lang="ja-JP"/>
+    </a:p>
+  </txPr>
   <externalData xmlns:r="http://schemas.openxmlformats.org/officeDocument/2006/relationships" r:id="rId1">
     <autoUpdate val="0"/>
   </externalData>
@@ -44356,6 +44407,7 @@
   <roundedCorners val="0"/>
   <style val="1"/>
   <chart>
+    <autoTitleDeleted val="1"/>
     <plotArea>
       <scatterChart>
         <ser>
@@ -45094,6 +45146,7 @@
               </a:p>
             </rich>
           </tx>
+          <overlay val="0"/>
         </title>
         <numFmt formatCode="0" sourceLinked="0"/>
         <majorTickMark val="in"/>
@@ -45134,6 +45187,7 @@
               </a:p>
             </rich>
           </tx>
+          <overlay val="0"/>
         </title>
         <numFmt formatCode="0" sourceLinked="0"/>
         <majorTickMark val="in"/>
@@ -45144,6 +45198,7 @@
     </plotArea>
     <legend>
       <legendPos val="b"/>
+      <overlay val="0"/>
     </legend>
     <plotVisOnly val="1"/>
     <dispBlanksAs val="gap"/>
@@ -45154,6 +45209,19 @@
       <a:prstDash val="solid"/>
     </a:ln>
   </spPr>
+  <txPr xmlns:a="http://schemas.openxmlformats.org/drawingml/2006/main">
+    <a:bodyPr/>
+    <a:lstStyle/>
+    <a:p>
+      <a:pPr>
+        <a:defRPr sz="900">
+          <a:latin typeface="Times New Roman"/>
+          <a:ea typeface="ＭＳ 明朝"/>
+        </a:defRPr>
+      </a:pPr>
+      <a:endParaRPr lang="ja-JP"/>
+    </a:p>
+  </txPr>
   <externalData xmlns:r="http://schemas.openxmlformats.org/officeDocument/2006/relationships" r:id="rId1">
     <autoUpdate val="0"/>
   </externalData>
@@ -45165,6 +45233,7 @@
   <roundedCorners val="0"/>
   <style val="1"/>
   <chart>
+    <autoTitleDeleted val="1"/>
     <plotArea>
       <scatterChart>
         <ser>
@@ -46443,6 +46512,7 @@
               </a:p>
             </rich>
           </tx>
+          <overlay val="0"/>
         </title>
         <numFmt formatCode="0" sourceLinked="0"/>
         <majorTickMark val="in"/>
@@ -46484,6 +46554,7 @@
               </a:p>
             </rich>
           </tx>
+          <overlay val="0"/>
         </title>
         <numFmt formatCode="0" sourceLinked="0"/>
         <majorTickMark val="in"/>
@@ -46494,6 +46565,7 @@
     </plotArea>
     <legend>
       <legendPos val="b"/>
+      <overlay val="0"/>
     </legend>
     <plotVisOnly val="1"/>
     <dispBlanksAs val="gap"/>
@@ -46504,6 +46576,19 @@
       <a:prstDash val="solid"/>
     </a:ln>
   </spPr>
+  <txPr xmlns:a="http://schemas.openxmlformats.org/drawingml/2006/main">
+    <a:bodyPr/>
+    <a:lstStyle/>
+    <a:p>
+      <a:pPr>
+        <a:defRPr sz="900">
+          <a:latin typeface="Times New Roman"/>
+          <a:ea typeface="ＭＳ 明朝"/>
+        </a:defRPr>
+      </a:pPr>
+      <a:endParaRPr lang="ja-JP"/>
+    </a:p>
+  </txPr>
   <externalData xmlns:r="http://schemas.openxmlformats.org/officeDocument/2006/relationships" r:id="rId1">
     <autoUpdate val="0"/>
   </externalData>

--- a/report_thermo/熱電対の検定実験_報告書.docx
+++ b/report_thermo/熱電対の検定実験_報告書.docx
@@ -7100,7 +7100,7 @@
           <w:color w:val="000000"/>
           <w:sz w:val="19"/>
         </w:rPr>
-        <w:t>図4　スズ（Sn）の冷却曲線（■：融点とみなした区間，破線：その平均値）</w:t>
+        <w:t>図4　スズ（Sn）の冷却曲線（橙色の点：融点とみなした区間，破線：その平均値）</w:t>
       </w:r>
     </w:p>
     <w:p>
@@ -9033,7 +9033,7 @@
           <w:color w:val="000000"/>
           <w:sz w:val="19"/>
         </w:rPr>
-        <w:t>図5　鉛（Pb）の冷却曲線（■：融点とみなした区間，破線：その平均値）</w:t>
+        <w:t>図5　鉛（Pb）の冷却曲線（橙色の点：融点とみなした区間，破線：その平均値）</w:t>
       </w:r>
     </w:p>
     <w:p>
@@ -11090,7 +11090,7 @@
           <w:color w:val="000000"/>
           <w:sz w:val="19"/>
         </w:rPr>
-        <w:t>図6　亜鉛（Zn）の冷却曲線（■：融点とみなした区間，破線：その平均値）</w:t>
+        <w:t>図6　亜鉛（Zn）の冷却曲線（橙色の点：融点とみなした区間，破線：その平均値）</w:t>
       </w:r>
     </w:p>
     <w:p>
@@ -41975,7 +41975,7 @@
 <file path=word/charts/chart1.xml><?xml version="1.0" encoding="utf-8"?>
 <chartSpace xmlns="http://schemas.openxmlformats.org/drawingml/2006/chart">
   <roundedCorners val="0"/>
-  <style val="1"/>
+  <style val="2"/>
   <chart>
     <autoTitleDeleted val="1"/>
     <plotArea>
@@ -41987,23 +41987,23 @@
             <v>測定値</v>
           </tx>
           <spPr>
-            <a:ln xmlns:a="http://schemas.openxmlformats.org/drawingml/2006/main" w="6350">
+            <a:ln xmlns:a="http://schemas.openxmlformats.org/drawingml/2006/main" w="28575">
               <a:solidFill>
-                <a:srgbClr val="000000"/>
+                <a:srgbClr val="4472C4"/>
               </a:solidFill>
               <a:prstDash val="solid"/>
             </a:ln>
           </spPr>
           <marker>
             <symbol val="circle"/>
-            <size val="3"/>
+            <size val="5"/>
             <spPr>
               <a:solidFill xmlns:a="http://schemas.openxmlformats.org/drawingml/2006/main">
-                <a:srgbClr val="FFFFFF"/>
+                <a:srgbClr val="4472C4"/>
               </a:solidFill>
               <a:ln xmlns:a="http://schemas.openxmlformats.org/drawingml/2006/main" w="9525">
                 <a:solidFill>
-                  <a:srgbClr val="000000"/>
+                  <a:srgbClr val="4472C4"/>
                 </a:solidFill>
                 <a:prstDash val="solid"/>
               </a:ln>
@@ -42581,15 +42581,15 @@
             </a:ln>
           </spPr>
           <marker>
-            <symbol val="square"/>
+            <symbol val="circle"/>
             <size val="5"/>
             <spPr>
               <a:solidFill xmlns:a="http://schemas.openxmlformats.org/drawingml/2006/main">
-                <a:srgbClr val="000000"/>
+                <a:srgbClr val="ED7D31"/>
               </a:solidFill>
               <a:ln xmlns:a="http://schemas.openxmlformats.org/drawingml/2006/main" w="9525">
                 <a:solidFill>
-                  <a:srgbClr val="000000"/>
+                  <a:srgbClr val="ED7D31"/>
                 </a:solidFill>
                 <a:prstDash val="solid"/>
               </a:ln>
@@ -42942,9 +42942,9 @@
             <v>平均値 9.252 mV</v>
           </tx>
           <spPr>
-            <a:ln xmlns:a="http://schemas.openxmlformats.org/drawingml/2006/main" w="9525">
+            <a:ln xmlns:a="http://schemas.openxmlformats.org/drawingml/2006/main" w="19050">
               <a:solidFill>
-                <a:srgbClr val="000000"/>
+                <a:srgbClr val="A5A5A5"/>
               </a:solidFill>
               <a:prstDash val="dash"/>
             </a:ln>
@@ -43000,6 +43000,16 @@
         </scaling>
         <delete val="0"/>
         <axPos val="l"/>
+        <majorGridlines>
+          <spPr>
+            <a:ln xmlns:a="http://schemas.openxmlformats.org/drawingml/2006/main" w="9525">
+              <a:solidFill>
+                <a:srgbClr val="D9D9D9"/>
+              </a:solidFill>
+              <a:prstDash val="solid"/>
+            </a:ln>
+          </spPr>
+        </majorGridlines>
         <title>
           <tx>
             <rich>
@@ -43016,8 +43026,17 @@
           </tx>
           <overlay val="0"/>
         </title>
-        <majorTickMark val="in"/>
+        <numFmt formatCode="General" sourceLinked="0"/>
+        <majorTickMark val="none"/>
         <minorTickMark val="none"/>
+        <spPr>
+          <a:ln xmlns:a="http://schemas.openxmlformats.org/drawingml/2006/main" w="9525">
+            <a:solidFill>
+              <a:srgbClr val="D9D9D9"/>
+            </a:solidFill>
+            <a:prstDash val="solid"/>
+          </a:ln>
+        </spPr>
         <crossAx val="20"/>
         <majorUnit val="200"/>
       </valAx>
@@ -43032,7 +43051,7 @@
         <axPos val="l"/>
         <majorGridlines>
           <spPr>
-            <a:ln xmlns:a="http://schemas.openxmlformats.org/drawingml/2006/main">
+            <a:ln xmlns:a="http://schemas.openxmlformats.org/drawingml/2006/main" w="9525">
               <a:solidFill>
                 <a:srgbClr val="D9D9D9"/>
               </a:solidFill>
@@ -43056,9 +43075,17 @@
           </tx>
           <overlay val="0"/>
         </title>
-        <numFmt formatCode="0.0" sourceLinked="0"/>
-        <majorTickMark val="in"/>
+        <numFmt formatCode="General" sourceLinked="0"/>
+        <majorTickMark val="none"/>
         <minorTickMark val="none"/>
+        <spPr>
+          <a:ln xmlns:a="http://schemas.openxmlformats.org/drawingml/2006/main" w="9525">
+            <a:solidFill>
+              <a:srgbClr val="D9D9D9"/>
+            </a:solidFill>
+            <a:prstDash val="solid"/>
+          </a:ln>
+        </spPr>
         <crossAx val="10"/>
         <majorUnit val="1"/>
       </valAx>
@@ -43082,8 +43109,11 @@
     <a:p>
       <a:pPr>
         <a:defRPr sz="900">
-          <a:latin typeface="Times New Roman"/>
-          <a:ea typeface="ＭＳ 明朝"/>
+          <a:solidFill>
+            <a:srgbClr val="595959"/>
+          </a:solidFill>
+          <a:latin typeface="游ゴシック"/>
+          <a:ea typeface="游ゴシック"/>
         </a:defRPr>
       </a:pPr>
       <a:endParaRPr lang="ja-JP"/>
@@ -43098,7 +43128,7 @@
 <file path=word/charts/chart2.xml><?xml version="1.0" encoding="utf-8"?>
 <chartSpace xmlns="http://schemas.openxmlformats.org/drawingml/2006/chart">
   <roundedCorners val="0"/>
-  <style val="1"/>
+  <style val="2"/>
   <chart>
     <autoTitleDeleted val="1"/>
     <plotArea>
@@ -43110,23 +43140,23 @@
             <v>測定値</v>
           </tx>
           <spPr>
-            <a:ln xmlns:a="http://schemas.openxmlformats.org/drawingml/2006/main" w="6350">
+            <a:ln xmlns:a="http://schemas.openxmlformats.org/drawingml/2006/main" w="28575">
               <a:solidFill>
-                <a:srgbClr val="000000"/>
+                <a:srgbClr val="4472C4"/>
               </a:solidFill>
               <a:prstDash val="solid"/>
             </a:ln>
           </spPr>
           <marker>
             <symbol val="circle"/>
-            <size val="3"/>
+            <size val="5"/>
             <spPr>
               <a:solidFill xmlns:a="http://schemas.openxmlformats.org/drawingml/2006/main">
-                <a:srgbClr val="FFFFFF"/>
+                <a:srgbClr val="4472C4"/>
               </a:solidFill>
               <a:ln xmlns:a="http://schemas.openxmlformats.org/drawingml/2006/main" w="9525">
                 <a:solidFill>
-                  <a:srgbClr val="000000"/>
+                  <a:srgbClr val="4472C4"/>
                 </a:solidFill>
                 <a:prstDash val="solid"/>
               </a:ln>
@@ -43398,15 +43428,15 @@
             </a:ln>
           </spPr>
           <marker>
-            <symbol val="square"/>
+            <symbol val="circle"/>
             <size val="5"/>
             <spPr>
               <a:solidFill xmlns:a="http://schemas.openxmlformats.org/drawingml/2006/main">
-                <a:srgbClr val="000000"/>
+                <a:srgbClr val="ED7D31"/>
               </a:solidFill>
               <a:ln xmlns:a="http://schemas.openxmlformats.org/drawingml/2006/main" w="9525">
                 <a:solidFill>
-                  <a:srgbClr val="000000"/>
+                  <a:srgbClr val="ED7D31"/>
                 </a:solidFill>
                 <a:prstDash val="solid"/>
               </a:ln>
@@ -43579,9 +43609,9 @@
             <v>平均値 13.136 mV</v>
           </tx>
           <spPr>
-            <a:ln xmlns:a="http://schemas.openxmlformats.org/drawingml/2006/main" w="9525">
+            <a:ln xmlns:a="http://schemas.openxmlformats.org/drawingml/2006/main" w="19050">
               <a:solidFill>
-                <a:srgbClr val="000000"/>
+                <a:srgbClr val="A5A5A5"/>
               </a:solidFill>
               <a:prstDash val="dash"/>
             </a:ln>
@@ -43637,6 +43667,16 @@
         </scaling>
         <delete val="0"/>
         <axPos val="l"/>
+        <majorGridlines>
+          <spPr>
+            <a:ln xmlns:a="http://schemas.openxmlformats.org/drawingml/2006/main" w="9525">
+              <a:solidFill>
+                <a:srgbClr val="D9D9D9"/>
+              </a:solidFill>
+              <a:prstDash val="solid"/>
+            </a:ln>
+          </spPr>
+        </majorGridlines>
         <title>
           <tx>
             <rich>
@@ -43653,8 +43693,17 @@
           </tx>
           <overlay val="0"/>
         </title>
-        <majorTickMark val="in"/>
+        <numFmt formatCode="General" sourceLinked="0"/>
+        <majorTickMark val="none"/>
         <minorTickMark val="none"/>
+        <spPr>
+          <a:ln xmlns:a="http://schemas.openxmlformats.org/drawingml/2006/main" w="9525">
+            <a:solidFill>
+              <a:srgbClr val="D9D9D9"/>
+            </a:solidFill>
+            <a:prstDash val="solid"/>
+          </a:ln>
+        </spPr>
         <crossAx val="20"/>
         <majorUnit val="100"/>
       </valAx>
@@ -43669,7 +43718,7 @@
         <axPos val="l"/>
         <majorGridlines>
           <spPr>
-            <a:ln xmlns:a="http://schemas.openxmlformats.org/drawingml/2006/main">
+            <a:ln xmlns:a="http://schemas.openxmlformats.org/drawingml/2006/main" w="9525">
               <a:solidFill>
                 <a:srgbClr val="D9D9D9"/>
               </a:solidFill>
@@ -43693,9 +43742,17 @@
           </tx>
           <overlay val="0"/>
         </title>
-        <numFmt formatCode="0.0" sourceLinked="0"/>
-        <majorTickMark val="in"/>
+        <numFmt formatCode="General" sourceLinked="0"/>
+        <majorTickMark val="none"/>
         <minorTickMark val="none"/>
+        <spPr>
+          <a:ln xmlns:a="http://schemas.openxmlformats.org/drawingml/2006/main" w="9525">
+            <a:solidFill>
+              <a:srgbClr val="D9D9D9"/>
+            </a:solidFill>
+            <a:prstDash val="solid"/>
+          </a:ln>
+        </spPr>
         <crossAx val="10"/>
         <majorUnit val="1"/>
       </valAx>
@@ -43719,8 +43776,11 @@
     <a:p>
       <a:pPr>
         <a:defRPr sz="900">
-          <a:latin typeface="Times New Roman"/>
-          <a:ea typeface="ＭＳ 明朝"/>
+          <a:solidFill>
+            <a:srgbClr val="595959"/>
+          </a:solidFill>
+          <a:latin typeface="游ゴシック"/>
+          <a:ea typeface="游ゴシック"/>
         </a:defRPr>
       </a:pPr>
       <a:endParaRPr lang="ja-JP"/>
@@ -43735,7 +43795,7 @@
 <file path=word/charts/chart3.xml><?xml version="1.0" encoding="utf-8"?>
 <chartSpace xmlns="http://schemas.openxmlformats.org/drawingml/2006/chart">
   <roundedCorners val="0"/>
-  <style val="1"/>
+  <style val="2"/>
   <chart>
     <autoTitleDeleted val="1"/>
     <plotArea>
@@ -43747,23 +43807,23 @@
             <v>測定値</v>
           </tx>
           <spPr>
-            <a:ln xmlns:a="http://schemas.openxmlformats.org/drawingml/2006/main" w="6350">
+            <a:ln xmlns:a="http://schemas.openxmlformats.org/drawingml/2006/main" w="28575">
               <a:solidFill>
-                <a:srgbClr val="000000"/>
+                <a:srgbClr val="4472C4"/>
               </a:solidFill>
               <a:prstDash val="solid"/>
             </a:ln>
           </spPr>
           <marker>
             <symbol val="circle"/>
-            <size val="3"/>
+            <size val="5"/>
             <spPr>
               <a:solidFill xmlns:a="http://schemas.openxmlformats.org/drawingml/2006/main">
-                <a:srgbClr val="FFFFFF"/>
+                <a:srgbClr val="4472C4"/>
               </a:solidFill>
               <a:ln xmlns:a="http://schemas.openxmlformats.org/drawingml/2006/main" w="9525">
                 <a:solidFill>
-                  <a:srgbClr val="000000"/>
+                  <a:srgbClr val="4472C4"/>
                 </a:solidFill>
                 <a:prstDash val="solid"/>
               </a:ln>
@@ -44041,15 +44101,15 @@
             </a:ln>
           </spPr>
           <marker>
-            <symbol val="square"/>
+            <symbol val="circle"/>
             <size val="5"/>
             <spPr>
               <a:solidFill xmlns:a="http://schemas.openxmlformats.org/drawingml/2006/main">
-                <a:srgbClr val="000000"/>
+                <a:srgbClr val="ED7D31"/>
               </a:solidFill>
               <a:ln xmlns:a="http://schemas.openxmlformats.org/drawingml/2006/main" w="9525">
                 <a:solidFill>
-                  <a:srgbClr val="000000"/>
+                  <a:srgbClr val="ED7D31"/>
                 </a:solidFill>
                 <a:prstDash val="solid"/>
               </a:ln>
@@ -44249,9 +44309,9 @@
             <v>平均値 16.995 mV</v>
           </tx>
           <spPr>
-            <a:ln xmlns:a="http://schemas.openxmlformats.org/drawingml/2006/main" w="9525">
+            <a:ln xmlns:a="http://schemas.openxmlformats.org/drawingml/2006/main" w="19050">
               <a:solidFill>
-                <a:srgbClr val="000000"/>
+                <a:srgbClr val="A5A5A5"/>
               </a:solidFill>
               <a:prstDash val="dash"/>
             </a:ln>
@@ -44307,6 +44367,16 @@
         </scaling>
         <delete val="0"/>
         <axPos val="l"/>
+        <majorGridlines>
+          <spPr>
+            <a:ln xmlns:a="http://schemas.openxmlformats.org/drawingml/2006/main" w="9525">
+              <a:solidFill>
+                <a:srgbClr val="D9D9D9"/>
+              </a:solidFill>
+              <a:prstDash val="solid"/>
+            </a:ln>
+          </spPr>
+        </majorGridlines>
         <title>
           <tx>
             <rich>
@@ -44323,8 +44393,17 @@
           </tx>
           <overlay val="0"/>
         </title>
-        <majorTickMark val="in"/>
+        <numFmt formatCode="General" sourceLinked="0"/>
+        <majorTickMark val="none"/>
         <minorTickMark val="none"/>
+        <spPr>
+          <a:ln xmlns:a="http://schemas.openxmlformats.org/drawingml/2006/main" w="9525">
+            <a:solidFill>
+              <a:srgbClr val="D9D9D9"/>
+            </a:solidFill>
+            <a:prstDash val="solid"/>
+          </a:ln>
+        </spPr>
         <crossAx val="20"/>
         <majorUnit val="100"/>
       </valAx>
@@ -44339,7 +44418,7 @@
         <axPos val="l"/>
         <majorGridlines>
           <spPr>
-            <a:ln xmlns:a="http://schemas.openxmlformats.org/drawingml/2006/main">
+            <a:ln xmlns:a="http://schemas.openxmlformats.org/drawingml/2006/main" w="9525">
               <a:solidFill>
                 <a:srgbClr val="D9D9D9"/>
               </a:solidFill>
@@ -44363,9 +44442,17 @@
           </tx>
           <overlay val="0"/>
         </title>
-        <numFmt formatCode="0.0" sourceLinked="0"/>
-        <majorTickMark val="in"/>
+        <numFmt formatCode="General" sourceLinked="0"/>
+        <majorTickMark val="none"/>
         <minorTickMark val="none"/>
+        <spPr>
+          <a:ln xmlns:a="http://schemas.openxmlformats.org/drawingml/2006/main" w="9525">
+            <a:solidFill>
+              <a:srgbClr val="D9D9D9"/>
+            </a:solidFill>
+            <a:prstDash val="solid"/>
+          </a:ln>
+        </spPr>
         <crossAx val="10"/>
         <majorUnit val="1"/>
       </valAx>
@@ -44389,8 +44476,11 @@
     <a:p>
       <a:pPr>
         <a:defRPr sz="900">
-          <a:latin typeface="Times New Roman"/>
-          <a:ea typeface="ＭＳ 明朝"/>
+          <a:solidFill>
+            <a:srgbClr val="595959"/>
+          </a:solidFill>
+          <a:latin typeface="游ゴシック"/>
+          <a:ea typeface="游ゴシック"/>
         </a:defRPr>
       </a:pPr>
       <a:endParaRPr lang="ja-JP"/>
@@ -44405,7 +44495,7 @@
 <file path=word/charts/chart4.xml><?xml version="1.0" encoding="utf-8"?>
 <chartSpace xmlns="http://schemas.openxmlformats.org/drawingml/2006/chart">
   <roundedCorners val="0"/>
-  <style val="1"/>
+  <style val="2"/>
   <chart>
     <autoTitleDeleted val="1"/>
     <plotArea>
@@ -44417,9 +44507,9 @@
             <v>近似直線（1次式）</v>
           </tx>
           <spPr>
-            <a:ln xmlns:a="http://schemas.openxmlformats.org/drawingml/2006/main" w="12700">
+            <a:ln xmlns:a="http://schemas.openxmlformats.org/drawingml/2006/main" w="28575">
               <a:solidFill>
-                <a:srgbClr val="000000"/>
+                <a:srgbClr val="ED7D31"/>
               </a:solidFill>
               <a:prstDash val="solid"/>
             </a:ln>
@@ -44734,9 +44824,9 @@
             <v>近似曲線（2次式）</v>
           </tx>
           <spPr>
-            <a:ln xmlns:a="http://schemas.openxmlformats.org/drawingml/2006/main" w="12700">
+            <a:ln xmlns:a="http://schemas.openxmlformats.org/drawingml/2006/main" w="28575">
               <a:solidFill>
-                <a:srgbClr val="595959"/>
+                <a:srgbClr val="A5A5A5"/>
               </a:solidFill>
               <a:prstDash val="dash"/>
             </a:ln>
@@ -45061,11 +45151,11 @@
             <size val="7"/>
             <spPr>
               <a:solidFill xmlns:a="http://schemas.openxmlformats.org/drawingml/2006/main">
-                <a:srgbClr val="000000"/>
+                <a:srgbClr val="4472C4"/>
               </a:solidFill>
               <a:ln xmlns:a="http://schemas.openxmlformats.org/drawingml/2006/main" w="9525">
                 <a:solidFill>
-                  <a:srgbClr val="000000"/>
+                  <a:srgbClr val="4472C4"/>
                 </a:solidFill>
                 <a:prstDash val="solid"/>
               </a:ln>
@@ -45132,6 +45222,16 @@
         </scaling>
         <delete val="0"/>
         <axPos val="l"/>
+        <majorGridlines>
+          <spPr>
+            <a:ln xmlns:a="http://schemas.openxmlformats.org/drawingml/2006/main" w="9525">
+              <a:solidFill>
+                <a:srgbClr val="D9D9D9"/>
+              </a:solidFill>
+              <a:prstDash val="solid"/>
+            </a:ln>
+          </spPr>
+        </majorGridlines>
         <title>
           <tx>
             <rich>
@@ -45148,9 +45248,17 @@
           </tx>
           <overlay val="0"/>
         </title>
-        <numFmt formatCode="0" sourceLinked="0"/>
-        <majorTickMark val="in"/>
+        <numFmt formatCode="General" sourceLinked="0"/>
+        <majorTickMark val="none"/>
         <minorTickMark val="none"/>
+        <spPr>
+          <a:ln xmlns:a="http://schemas.openxmlformats.org/drawingml/2006/main" w="9525">
+            <a:solidFill>
+              <a:srgbClr val="D9D9D9"/>
+            </a:solidFill>
+            <a:prstDash val="solid"/>
+          </a:ln>
+        </spPr>
         <crossAx val="20"/>
         <majorUnit val="50"/>
       </valAx>
@@ -45165,7 +45273,7 @@
         <axPos val="l"/>
         <majorGridlines>
           <spPr>
-            <a:ln xmlns:a="http://schemas.openxmlformats.org/drawingml/2006/main">
+            <a:ln xmlns:a="http://schemas.openxmlformats.org/drawingml/2006/main" w="9525">
               <a:solidFill>
                 <a:srgbClr val="D9D9D9"/>
               </a:solidFill>
@@ -45189,9 +45297,17 @@
           </tx>
           <overlay val="0"/>
         </title>
-        <numFmt formatCode="0" sourceLinked="0"/>
-        <majorTickMark val="in"/>
+        <numFmt formatCode="General" sourceLinked="0"/>
+        <majorTickMark val="none"/>
         <minorTickMark val="none"/>
+        <spPr>
+          <a:ln xmlns:a="http://schemas.openxmlformats.org/drawingml/2006/main" w="9525">
+            <a:solidFill>
+              <a:srgbClr val="D9D9D9"/>
+            </a:solidFill>
+            <a:prstDash val="solid"/>
+          </a:ln>
+        </spPr>
         <crossAx val="10"/>
         <majorUnit val="2"/>
       </valAx>
@@ -45215,8 +45331,11 @@
     <a:p>
       <a:pPr>
         <a:defRPr sz="900">
-          <a:latin typeface="Times New Roman"/>
-          <a:ea typeface="ＭＳ 明朝"/>
+          <a:solidFill>
+            <a:srgbClr val="595959"/>
+          </a:solidFill>
+          <a:latin typeface="游ゴシック"/>
+          <a:ea typeface="游ゴシック"/>
         </a:defRPr>
       </a:pPr>
       <a:endParaRPr lang="ja-JP"/>
@@ -45231,7 +45350,7 @@
 <file path=word/charts/chart5.xml><?xml version="1.0" encoding="utf-8"?>
 <chartSpace xmlns="http://schemas.openxmlformats.org/drawingml/2006/chart">
   <roundedCorners val="0"/>
-  <style val="1"/>
+  <style val="2"/>
   <chart>
     <autoTitleDeleted val="1"/>
     <plotArea>
@@ -45243,9 +45362,9 @@
             <v>近似直線（1次式）</v>
           </tx>
           <spPr>
-            <a:ln xmlns:a="http://schemas.openxmlformats.org/drawingml/2006/main" w="12700">
+            <a:ln xmlns:a="http://schemas.openxmlformats.org/drawingml/2006/main" w="28575">
               <a:solidFill>
-                <a:srgbClr val="000000"/>
+                <a:srgbClr val="ED7D31"/>
               </a:solidFill>
               <a:prstDash val="solid"/>
             </a:ln>
@@ -45830,9 +45949,9 @@
             <v>近似曲線（2次式）</v>
           </tx>
           <spPr>
-            <a:ln xmlns:a="http://schemas.openxmlformats.org/drawingml/2006/main" w="12700">
+            <a:ln xmlns:a="http://schemas.openxmlformats.org/drawingml/2006/main" w="28575">
               <a:solidFill>
-                <a:srgbClr val="595959"/>
+                <a:srgbClr val="A5A5A5"/>
               </a:solidFill>
               <a:prstDash val="dash"/>
             </a:ln>
@@ -46427,11 +46546,11 @@
             <size val="7"/>
             <spPr>
               <a:solidFill xmlns:a="http://schemas.openxmlformats.org/drawingml/2006/main">
-                <a:srgbClr val="000000"/>
+                <a:srgbClr val="4472C4"/>
               </a:solidFill>
               <a:ln xmlns:a="http://schemas.openxmlformats.org/drawingml/2006/main" w="9525">
                 <a:solidFill>
-                  <a:srgbClr val="000000"/>
+                  <a:srgbClr val="4472C4"/>
                 </a:solidFill>
                 <a:prstDash val="solid"/>
               </a:ln>
@@ -46498,6 +46617,16 @@
         </scaling>
         <delete val="0"/>
         <axPos val="l"/>
+        <majorGridlines>
+          <spPr>
+            <a:ln xmlns:a="http://schemas.openxmlformats.org/drawingml/2006/main" w="9525">
+              <a:solidFill>
+                <a:srgbClr val="D9D9D9"/>
+              </a:solidFill>
+              <a:prstDash val="solid"/>
+            </a:ln>
+          </spPr>
+        </majorGridlines>
         <title>
           <tx>
             <rich>
@@ -46514,9 +46643,17 @@
           </tx>
           <overlay val="0"/>
         </title>
-        <numFmt formatCode="0" sourceLinked="0"/>
-        <majorTickMark val="in"/>
+        <numFmt formatCode="General" sourceLinked="0"/>
+        <majorTickMark val="none"/>
         <minorTickMark val="none"/>
+        <spPr>
+          <a:ln xmlns:a="http://schemas.openxmlformats.org/drawingml/2006/main" w="9525">
+            <a:solidFill>
+              <a:srgbClr val="D9D9D9"/>
+            </a:solidFill>
+            <a:prstDash val="solid"/>
+          </a:ln>
+        </spPr>
         <crossAx val="20"/>
         <crosses val="min"/>
         <majorUnit val="50"/>
@@ -46532,7 +46669,7 @@
         <axPos val="l"/>
         <majorGridlines>
           <spPr>
-            <a:ln xmlns:a="http://schemas.openxmlformats.org/drawingml/2006/main">
+            <a:ln xmlns:a="http://schemas.openxmlformats.org/drawingml/2006/main" w="9525">
               <a:solidFill>
                 <a:srgbClr val="D9D9D9"/>
               </a:solidFill>
@@ -46556,9 +46693,17 @@
           </tx>
           <overlay val="0"/>
         </title>
-        <numFmt formatCode="0" sourceLinked="0"/>
-        <majorTickMark val="in"/>
+        <numFmt formatCode="General" sourceLinked="0"/>
+        <majorTickMark val="none"/>
         <minorTickMark val="none"/>
+        <spPr>
+          <a:ln xmlns:a="http://schemas.openxmlformats.org/drawingml/2006/main" w="9525">
+            <a:solidFill>
+              <a:srgbClr val="D9D9D9"/>
+            </a:solidFill>
+            <a:prstDash val="solid"/>
+          </a:ln>
+        </spPr>
         <crossAx val="10"/>
         <majorUnit val="1"/>
       </valAx>
@@ -46582,8 +46727,11 @@
     <a:p>
       <a:pPr>
         <a:defRPr sz="900">
-          <a:latin typeface="Times New Roman"/>
-          <a:ea typeface="ＭＳ 明朝"/>
+          <a:solidFill>
+            <a:srgbClr val="595959"/>
+          </a:solidFill>
+          <a:latin typeface="游ゴシック"/>
+          <a:ea typeface="游ゴシック"/>
         </a:defRPr>
       </a:pPr>
       <a:endParaRPr lang="ja-JP"/>
